--- a/theory assignment/unit 4/Report.docx
+++ b/theory assignment/unit 4/Report.docx
@@ -94,18 +94,21 @@
           <w:sz w:val="40"/>
           <w:szCs w:val="40"/>
         </w:rPr>
-        <w:t>Program (Class / Semester / Batch): B.Tech (CSE /Robotics and AI)  Sem-A</w:t>
-      </w:r>
-    </w:p>
-    <w:p>
-      <w:pPr>
+        <w:t xml:space="preserve">Program (Class / Semester / Batch): </w:t>
+      </w:r>
+      <w:proofErr w:type="spellStart"/>
+      <w:proofErr w:type="gramStart"/>
+      <w:r>
         <w:rPr>
           <w:b/>
           <w:bCs/>
           <w:sz w:val="40"/>
           <w:szCs w:val="40"/>
         </w:rPr>
-      </w:pPr>
+        <w:t>B.Tech</w:t>
+      </w:r>
+      <w:proofErr w:type="spellEnd"/>
+      <w:proofErr w:type="gramEnd"/>
       <w:r>
         <w:rPr>
           <w:b/>
@@ -113,18 +116,19 @@
           <w:sz w:val="40"/>
           <w:szCs w:val="40"/>
         </w:rPr>
-        <w:t xml:space="preserve"> Course Title: Data Structures</w:t>
-      </w:r>
-    </w:p>
-    <w:p>
-      <w:pPr>
+        <w:t xml:space="preserve"> (CSE /Robotics and </w:t>
+      </w:r>
+      <w:proofErr w:type="gramStart"/>
+      <w:r>
         <w:rPr>
           <w:b/>
           <w:bCs/>
           <w:sz w:val="40"/>
           <w:szCs w:val="40"/>
         </w:rPr>
-      </w:pPr>
+        <w:t>AI)  Sem</w:t>
+      </w:r>
+      <w:proofErr w:type="gramEnd"/>
       <w:r>
         <w:rPr>
           <w:b/>
@@ -132,7 +136,7 @@
           <w:sz w:val="40"/>
           <w:szCs w:val="40"/>
         </w:rPr>
-        <w:t xml:space="preserve"> Course Code: ETCCDS202</w:t>
+        <w:t>-A</w:t>
       </w:r>
     </w:p>
     <w:p>
@@ -151,7 +155,7 @@
           <w:sz w:val="40"/>
           <w:szCs w:val="40"/>
         </w:rPr>
-        <w:t>Unit Number: 3</w:t>
+        <w:t xml:space="preserve"> Course Title: Data Structures</w:t>
       </w:r>
     </w:p>
     <w:p>
@@ -170,7 +174,7 @@
           <w:sz w:val="40"/>
           <w:szCs w:val="40"/>
         </w:rPr>
-        <w:t>Unit Title: Sorting Algorithms</w:t>
+        <w:t xml:space="preserve"> Course Code: ETCCDS202</w:t>
       </w:r>
     </w:p>
     <w:p>
@@ -189,7 +193,7 @@
           <w:sz w:val="40"/>
           <w:szCs w:val="40"/>
         </w:rPr>
-        <w:t xml:space="preserve"> Student Name: Ajitesh Singh Gusain</w:t>
+        <w:t>Unit Number: 3</w:t>
       </w:r>
     </w:p>
     <w:p>
@@ -208,7 +212,7 @@
           <w:sz w:val="40"/>
           <w:szCs w:val="40"/>
         </w:rPr>
-        <w:t>Roll No. :2501630014</w:t>
+        <w:t>Unit Title: Sorting Algorithms</w:t>
       </w:r>
     </w:p>
     <w:p>
@@ -227,7 +231,65 @@
           <w:sz w:val="40"/>
           <w:szCs w:val="40"/>
         </w:rPr>
-        <w:t>Submitted to: Dr . Aarti Sangwan</w:t>
+        <w:t xml:space="preserve"> Student Name: Ajitesh Singh Gusain</w:t>
+      </w:r>
+    </w:p>
+    <w:p>
+      <w:pPr>
+        <w:rPr>
+          <w:b/>
+          <w:bCs/>
+          <w:sz w:val="40"/>
+          <w:szCs w:val="40"/>
+        </w:rPr>
+      </w:pPr>
+      <w:r>
+        <w:rPr>
+          <w:b/>
+          <w:bCs/>
+          <w:sz w:val="40"/>
+          <w:szCs w:val="40"/>
+        </w:rPr>
+        <w:t>Roll No. :2501630014</w:t>
+      </w:r>
+    </w:p>
+    <w:p>
+      <w:pPr>
+        <w:rPr>
+          <w:b/>
+          <w:bCs/>
+          <w:sz w:val="40"/>
+          <w:szCs w:val="40"/>
+        </w:rPr>
+      </w:pPr>
+      <w:r>
+        <w:rPr>
+          <w:b/>
+          <w:bCs/>
+          <w:sz w:val="40"/>
+          <w:szCs w:val="40"/>
+        </w:rPr>
+        <w:t xml:space="preserve">Submitted to: </w:t>
+      </w:r>
+      <w:proofErr w:type="gramStart"/>
+      <w:r>
+        <w:rPr>
+          <w:b/>
+          <w:bCs/>
+          <w:sz w:val="40"/>
+          <w:szCs w:val="40"/>
+        </w:rPr>
+        <w:t>Dr .</w:t>
+      </w:r>
+      <w:proofErr w:type="gramEnd"/>
+      <w:r>
+        <w:rPr>
+          <w:b/>
+          <w:bCs/>
+          <w:sz w:val="40"/>
+          <w:szCs w:val="40"/>
+        </w:rPr>
+        <w:t xml:space="preserve"> Aarti Sangwan</w:t>
       </w:r>
     </w:p>
     <w:p>
@@ -355,7 +417,23 @@
           <w:sz w:val="28"/>
           <w:szCs w:val="28"/>
         </w:rPr>
-        <w:t>Given the traversals Preorder = [A, B, D, E, C, F] and Inorder = [D, B, E, A, C, F]:</w:t>
+        <w:t xml:space="preserve">Given the traversals Preorder = [A, B, D, E, C, F] and </w:t>
+      </w:r>
+      <w:proofErr w:type="spellStart"/>
+      <w:r>
+        <w:rPr>
+          <w:sz w:val="28"/>
+          <w:szCs w:val="28"/>
+        </w:rPr>
+        <w:t>Inorder</w:t>
+      </w:r>
+      <w:proofErr w:type="spellEnd"/>
+      <w:r>
+        <w:rPr>
+          <w:sz w:val="28"/>
+          <w:szCs w:val="28"/>
+        </w:rPr>
+        <w:t xml:space="preserve"> = [D, B, E, A, C, F]:</w:t>
       </w:r>
     </w:p>
     <w:p>
@@ -393,7 +471,39 @@
           <w:sz w:val="28"/>
           <w:szCs w:val="28"/>
         </w:rPr>
-        <w:t>Split Inorder: Locate 'A' in the Inorder list to separate the left and right subtrees.</w:t>
+        <w:t xml:space="preserve">Split </w:t>
+      </w:r>
+      <w:proofErr w:type="spellStart"/>
+      <w:r>
+        <w:rPr>
+          <w:sz w:val="28"/>
+          <w:szCs w:val="28"/>
+        </w:rPr>
+        <w:t>Inorder</w:t>
+      </w:r>
+      <w:proofErr w:type="spellEnd"/>
+      <w:r>
+        <w:rPr>
+          <w:sz w:val="28"/>
+          <w:szCs w:val="28"/>
+        </w:rPr>
+        <w:t xml:space="preserve">: Locate 'A' in the </w:t>
+      </w:r>
+      <w:proofErr w:type="spellStart"/>
+      <w:r>
+        <w:rPr>
+          <w:sz w:val="28"/>
+          <w:szCs w:val="28"/>
+        </w:rPr>
+        <w:t>Inorder</w:t>
+      </w:r>
+      <w:proofErr w:type="spellEnd"/>
+      <w:r>
+        <w:rPr>
+          <w:sz w:val="28"/>
+          <w:szCs w:val="28"/>
+        </w:rPr>
+        <w:t xml:space="preserve"> list to separate the left and right subtrees.</w:t>
       </w:r>
     </w:p>
     <w:p>
@@ -412,7 +522,23 @@
           <w:sz w:val="28"/>
           <w:szCs w:val="28"/>
         </w:rPr>
-        <w:t>Left Subtree (Inorder): [D, B, E]</w:t>
+        <w:t>Left Subtree (</w:t>
+      </w:r>
+      <w:proofErr w:type="spellStart"/>
+      <w:r>
+        <w:rPr>
+          <w:sz w:val="28"/>
+          <w:szCs w:val="28"/>
+        </w:rPr>
+        <w:t>Inorder</w:t>
+      </w:r>
+      <w:proofErr w:type="spellEnd"/>
+      <w:r>
+        <w:rPr>
+          <w:sz w:val="28"/>
+          <w:szCs w:val="28"/>
+        </w:rPr>
+        <w:t>): [D, B, E]</w:t>
       </w:r>
     </w:p>
     <w:p>
@@ -431,7 +557,23 @@
           <w:sz w:val="28"/>
           <w:szCs w:val="28"/>
         </w:rPr>
-        <w:t>Right Subtree (Inorder): [C, F]</w:t>
+        <w:t>Right Subtree (</w:t>
+      </w:r>
+      <w:proofErr w:type="spellStart"/>
+      <w:r>
+        <w:rPr>
+          <w:sz w:val="28"/>
+          <w:szCs w:val="28"/>
+        </w:rPr>
+        <w:t>Inorder</w:t>
+      </w:r>
+      <w:proofErr w:type="spellEnd"/>
+      <w:r>
+        <w:rPr>
+          <w:sz w:val="28"/>
+          <w:szCs w:val="28"/>
+        </w:rPr>
+        <w:t>): [C, F]</w:t>
       </w:r>
     </w:p>
     <w:p>
@@ -511,6 +653,7 @@
       </w:pPr>
       <w:r>
         <w:rPr>
+          <w:noProof/>
           <w:sz w:val="28"/>
           <w:szCs w:val="28"/>
         </w:rPr>
@@ -646,7 +789,23 @@
           <w:sz w:val="28"/>
           <w:szCs w:val="28"/>
         </w:rPr>
-        <w:t>Balanced Input (Set A): Inserting keys like [50, 30, 70, 20, 40, 60, 80] results in a Balanced Tree. The height is minimized to O(log n), ensuring that search operations remain highly efficient by discarding half the search space at each level.</w:t>
+        <w:t xml:space="preserve">Balanced Input (Set A): Inserting keys like [50, 30, 70, 20, 40, 60, 80] results in a Balanced Tree. The height is minimized to </w:t>
+      </w:r>
+      <w:proofErr w:type="gramStart"/>
+      <w:r>
+        <w:rPr>
+          <w:sz w:val="28"/>
+          <w:szCs w:val="28"/>
+        </w:rPr>
+        <w:t>O(</w:t>
+      </w:r>
+      <w:proofErr w:type="gramEnd"/>
+      <w:r>
+        <w:rPr>
+          <w:sz w:val="28"/>
+          <w:szCs w:val="28"/>
+        </w:rPr>
+        <w:t>log n), ensuring that search operations remain highly efficient by discarding half the search space at each level.</w:t>
       </w:r>
     </w:p>
     <w:p>
@@ -714,7 +873,23 @@
           <w:sz w:val="28"/>
           <w:szCs w:val="28"/>
         </w:rPr>
-        <w:t>Search Complexity: Degrades from O(\log n) to O(n). To find the value 50, the algorithm must now visit every single node in the hierarchy.</w:t>
+        <w:t xml:space="preserve">Search Complexity: Degrades from </w:t>
+      </w:r>
+      <w:proofErr w:type="gramStart"/>
+      <w:r>
+        <w:rPr>
+          <w:sz w:val="28"/>
+          <w:szCs w:val="28"/>
+        </w:rPr>
+        <w:t>O(</w:t>
+      </w:r>
+      <w:proofErr w:type="gramEnd"/>
+      <w:r>
+        <w:rPr>
+          <w:sz w:val="28"/>
+          <w:szCs w:val="28"/>
+        </w:rPr>
+        <w:t>\log n) to O(n). To find the value 50, the algorithm must now visit every single node in the hierarchy.</w:t>
       </w:r>
     </w:p>
     <w:p>
@@ -749,7 +924,7 @@
           <w:szCs w:val="28"/>
         </w:rPr>
         <w:pict w14:anchorId="09C0560A">
-          <v:rect id="_x0000_i1031" style="width:0;height:1.5pt" o:hralign="center" o:hrstd="t" o:hr="t" fillcolor="#a0a0a0" stroked="f"/>
+          <v:rect id="_x0000_i1025" style="width:0;height:1.5pt" o:hralign="center" o:hrstd="t" o:hr="t" fillcolor="#a0a0a0" stroked="f"/>
         </w:pict>
       </w:r>
     </w:p>
@@ -955,12 +1130,21 @@
                 <w:szCs w:val="28"/>
               </w:rPr>
             </w:pPr>
+            <w:proofErr w:type="gramStart"/>
             <w:r>
               <w:rPr>
                 <w:sz w:val="28"/>
                 <w:szCs w:val="28"/>
               </w:rPr>
-              <w:t>O(\log n)</w:t>
+              <w:t>O(</w:t>
+            </w:r>
+            <w:proofErr w:type="gramEnd"/>
+            <w:r>
+              <w:rPr>
+                <w:sz w:val="28"/>
+                <w:szCs w:val="28"/>
+              </w:rPr>
+              <w:t>\log n)</w:t>
             </w:r>
           </w:p>
         </w:tc>
@@ -983,12 +1167,21 @@
                 <w:szCs w:val="28"/>
               </w:rPr>
             </w:pPr>
+            <w:proofErr w:type="gramStart"/>
             <w:r>
               <w:rPr>
                 <w:sz w:val="28"/>
                 <w:szCs w:val="28"/>
               </w:rPr>
-              <w:t>O(\log n)</w:t>
+              <w:t>O(</w:t>
+            </w:r>
+            <w:proofErr w:type="gramEnd"/>
+            <w:r>
+              <w:rPr>
+                <w:sz w:val="28"/>
+                <w:szCs w:val="28"/>
+              </w:rPr>
+              <w:t>\log n)</w:t>
             </w:r>
           </w:p>
         </w:tc>
@@ -1162,6 +1355,7 @@
         <w:rPr>
           <w:b/>
           <w:bCs/>
+          <w:noProof/>
           <w:sz w:val="36"/>
           <w:szCs w:val="36"/>
         </w:rPr>
@@ -1626,7 +1820,23 @@
                 <w:sz w:val="28"/>
                 <w:szCs w:val="28"/>
               </w:rPr>
-              <w:t>Dequeue 0, enqueue neighbors 1, 2</w:t>
+              <w:t xml:space="preserve">Dequeue 0, enqueue </w:t>
+            </w:r>
+            <w:proofErr w:type="spellStart"/>
+            <w:r>
+              <w:rPr>
+                <w:sz w:val="28"/>
+                <w:szCs w:val="28"/>
+              </w:rPr>
+              <w:t>neighbors</w:t>
+            </w:r>
+            <w:proofErr w:type="spellEnd"/>
+            <w:r>
+              <w:rPr>
+                <w:sz w:val="28"/>
+                <w:szCs w:val="28"/>
+              </w:rPr>
+              <w:t xml:space="preserve"> 1, 2</w:t>
             </w:r>
           </w:p>
         </w:tc>
@@ -1743,7 +1953,23 @@
                 <w:sz w:val="28"/>
                 <w:szCs w:val="28"/>
               </w:rPr>
-              <w:t>Dequeue 1, enqueue neighbor (2 is visited)</w:t>
+              <w:t xml:space="preserve">Dequeue 1, enqueue </w:t>
+            </w:r>
+            <w:proofErr w:type="spellStart"/>
+            <w:r>
+              <w:rPr>
+                <w:sz w:val="28"/>
+                <w:szCs w:val="28"/>
+              </w:rPr>
+              <w:t>neighbor</w:t>
+            </w:r>
+            <w:proofErr w:type="spellEnd"/>
+            <w:r>
+              <w:rPr>
+                <w:sz w:val="28"/>
+                <w:szCs w:val="28"/>
+              </w:rPr>
+              <w:t xml:space="preserve"> (2 is visited)</w:t>
             </w:r>
           </w:p>
         </w:tc>
@@ -1860,7 +2086,23 @@
                 <w:sz w:val="28"/>
                 <w:szCs w:val="28"/>
               </w:rPr>
-              <w:t>Dequeue 2, enqueue neighbor 3</w:t>
+              <w:t xml:space="preserve">Dequeue 2, enqueue </w:t>
+            </w:r>
+            <w:proofErr w:type="spellStart"/>
+            <w:r>
+              <w:rPr>
+                <w:sz w:val="28"/>
+                <w:szCs w:val="28"/>
+              </w:rPr>
+              <w:t>neighbor</w:t>
+            </w:r>
+            <w:proofErr w:type="spellEnd"/>
+            <w:r>
+              <w:rPr>
+                <w:sz w:val="28"/>
+                <w:szCs w:val="28"/>
+              </w:rPr>
+              <w:t xml:space="preserve"> 3</w:t>
             </w:r>
           </w:p>
         </w:tc>
@@ -1977,7 +2219,23 @@
                 <w:sz w:val="28"/>
                 <w:szCs w:val="28"/>
               </w:rPr>
-              <w:t>Dequeue 3, enqueue neighbor 4</w:t>
+              <w:t xml:space="preserve">Dequeue 3, enqueue </w:t>
+            </w:r>
+            <w:proofErr w:type="spellStart"/>
+            <w:r>
+              <w:rPr>
+                <w:sz w:val="28"/>
+                <w:szCs w:val="28"/>
+              </w:rPr>
+              <w:t>neighbor</w:t>
+            </w:r>
+            <w:proofErr w:type="spellEnd"/>
+            <w:r>
+              <w:rPr>
+                <w:sz w:val="28"/>
+                <w:szCs w:val="28"/>
+              </w:rPr>
+              <w:t xml:space="preserve"> 4</w:t>
             </w:r>
           </w:p>
         </w:tc>
@@ -2169,7 +2427,7 @@
           <w:szCs w:val="28"/>
         </w:rPr>
         <w:pict w14:anchorId="4A7E6EB1">
-          <v:rect id="_x0000_i1079" style="width:0;height:1.5pt" o:hralign="center" o:hrstd="t" o:hr="t" fillcolor="#a0a0a0" stroked="f"/>
+          <v:rect id="_x0000_i1026" style="width:0;height:1.5pt" o:hralign="center" o:hrstd="t" o:hr="t" fillcolor="#a0a0a0" stroked="f"/>
         </w:pict>
       </w:r>
     </w:p>
@@ -2264,7 +2522,23 @@
           <w:sz w:val="28"/>
           <w:szCs w:val="28"/>
         </w:rPr>
-        <w:t>When a node is visited, the function calls itself for the first unvisited neighbor.</w:t>
+        <w:t xml:space="preserve">When a node is visited, the function calls itself for the first unvisited </w:t>
+      </w:r>
+      <w:proofErr w:type="spellStart"/>
+      <w:r>
+        <w:rPr>
+          <w:sz w:val="28"/>
+          <w:szCs w:val="28"/>
+        </w:rPr>
+        <w:t>neighbor</w:t>
+      </w:r>
+      <w:proofErr w:type="spellEnd"/>
+      <w:r>
+        <w:rPr>
+          <w:sz w:val="28"/>
+          <w:szCs w:val="28"/>
+        </w:rPr>
+        <w:t>.</w:t>
       </w:r>
     </w:p>
     <w:p>
@@ -2303,7 +2577,23 @@
           <w:sz w:val="28"/>
           <w:szCs w:val="28"/>
         </w:rPr>
-        <w:t>Once a node has no more unvisited neighbors, the function "returns," which effectively "pops" the node from the stack to backtrack to the previous caller.</w:t>
+        <w:t xml:space="preserve">Once a node has no more unvisited </w:t>
+      </w:r>
+      <w:proofErr w:type="spellStart"/>
+      <w:r>
+        <w:rPr>
+          <w:sz w:val="28"/>
+          <w:szCs w:val="28"/>
+        </w:rPr>
+        <w:t>neighbors</w:t>
+      </w:r>
+      <w:proofErr w:type="spellEnd"/>
+      <w:r>
+        <w:rPr>
+          <w:sz w:val="28"/>
+          <w:szCs w:val="28"/>
+        </w:rPr>
+        <w:t>, the function "returns," which effectively "pops" the node from the stack to backtrack to the previous caller.</w:t>
       </w:r>
     </w:p>
     <w:p>
@@ -2319,7 +2609,7 @@
           <w:szCs w:val="28"/>
         </w:rPr>
         <w:pict w14:anchorId="6F6955B0">
-          <v:rect id="_x0000_i1080" style="width:0;height:1.5pt" o:hralign="center" o:hrstd="t" o:hr="t" fillcolor="#a0a0a0" stroked="f"/>
+          <v:rect id="_x0000_i1027" style="width:0;height:1.5pt" o:hralign="center" o:hrstd="t" o:hr="t" fillcolor="#a0a0a0" stroked="f"/>
         </w:pict>
       </w:r>
     </w:p>
@@ -2335,22 +2625,54 @@
           <w:sz w:val="28"/>
           <w:szCs w:val="28"/>
         </w:rPr>
-        <w:t>6.4. Time Complexity: O(V + E)</w:t>
-      </w:r>
-    </w:p>
-    <w:p>
-      <w:pPr>
-        <w:rPr>
-          <w:sz w:val="28"/>
-          <w:szCs w:val="28"/>
-        </w:rPr>
-      </w:pPr>
-      <w:r>
-        <w:rPr>
-          <w:sz w:val="28"/>
-          <w:szCs w:val="28"/>
-        </w:rPr>
-        <w:t>The time complexity for both BFS and DFS is O(V + E), where V</w:t>
+        <w:t xml:space="preserve">6.4. Time Complexity: </w:t>
+      </w:r>
+      <w:proofErr w:type="gramStart"/>
+      <w:r>
+        <w:rPr>
+          <w:sz w:val="28"/>
+          <w:szCs w:val="28"/>
+        </w:rPr>
+        <w:t>O(</w:t>
+      </w:r>
+      <w:proofErr w:type="gramEnd"/>
+      <w:r>
+        <w:rPr>
+          <w:sz w:val="28"/>
+          <w:szCs w:val="28"/>
+        </w:rPr>
+        <w:t>V + E)</w:t>
+      </w:r>
+    </w:p>
+    <w:p>
+      <w:pPr>
+        <w:rPr>
+          <w:sz w:val="28"/>
+          <w:szCs w:val="28"/>
+        </w:rPr>
+      </w:pPr>
+      <w:r>
+        <w:rPr>
+          <w:sz w:val="28"/>
+          <w:szCs w:val="28"/>
+        </w:rPr>
+        <w:t xml:space="preserve">The time complexity for both BFS and DFS is </w:t>
+      </w:r>
+      <w:proofErr w:type="gramStart"/>
+      <w:r>
+        <w:rPr>
+          <w:sz w:val="28"/>
+          <w:szCs w:val="28"/>
+        </w:rPr>
+        <w:t>O(</w:t>
+      </w:r>
+      <w:proofErr w:type="gramEnd"/>
+      <w:r>
+        <w:rPr>
+          <w:sz w:val="28"/>
+          <w:szCs w:val="28"/>
+        </w:rPr>
+        <w:t>V + E), where V</w:t>
       </w:r>
       <w:r>
         <w:rPr>
@@ -2694,7 +3016,7 @@
           <w:szCs w:val="28"/>
         </w:rPr>
         <w:pict w14:anchorId="6C12243A">
-          <v:rect id="_x0000_i1093" style="width:0;height:1.5pt" o:hralign="center" o:hrstd="t" o:hr="t" fillcolor="#a0a0a0" stroked="f"/>
+          <v:rect id="_x0000_i1028" style="width:0;height:1.5pt" o:hralign="center" o:hrstd="t" o:hr="t" fillcolor="#a0a0a0" stroked="f"/>
         </w:pict>
       </w:r>
     </w:p>
@@ -2833,6 +3155,7 @@
         <w:rPr>
           <w:b/>
           <w:bCs/>
+          <w:noProof/>
           <w:sz w:val="36"/>
           <w:szCs w:val="36"/>
         </w:rPr>
@@ -2940,6 +3263,7 @@
         <w:rPr>
           <w:b/>
           <w:bCs/>
+          <w:noProof/>
           <w:sz w:val="36"/>
           <w:szCs w:val="36"/>
           <w:u w:val="single"/>
@@ -2980,6 +3304,51 @@
           </wp:inline>
         </w:drawing>
       </w:r>
+    </w:p>
+    <w:p>
+      <w:pPr>
+        <w:rPr>
+          <w:b/>
+          <w:bCs/>
+          <w:sz w:val="36"/>
+          <w:szCs w:val="36"/>
+          <w:u w:val="single"/>
+        </w:rPr>
+      </w:pPr>
+      <w:proofErr w:type="spellStart"/>
+      <w:r>
+        <w:rPr>
+          <w:b/>
+          <w:bCs/>
+          <w:sz w:val="36"/>
+          <w:szCs w:val="36"/>
+          <w:u w:val="single"/>
+        </w:rPr>
+        <w:t>Github</w:t>
+      </w:r>
+      <w:proofErr w:type="spellEnd"/>
+      <w:r>
+        <w:rPr>
+          <w:b/>
+          <w:bCs/>
+          <w:sz w:val="36"/>
+          <w:szCs w:val="36"/>
+          <w:u w:val="single"/>
+        </w:rPr>
+        <w:t xml:space="preserve"> </w:t>
+      </w:r>
+      <w:proofErr w:type="gramStart"/>
+      <w:r>
+        <w:rPr>
+          <w:b/>
+          <w:bCs/>
+          <w:sz w:val="36"/>
+          <w:szCs w:val="36"/>
+          <w:u w:val="single"/>
+        </w:rPr>
+        <w:t>link:-</w:t>
+      </w:r>
+      <w:proofErr w:type="gramEnd"/>
     </w:p>
     <w:p>
       <w:pPr>
@@ -4874,6 +5243,7 @@
   <w:style w:type="character" w:default="1" w:styleId="DefaultParagraphFont">
     <w:name w:val="Default Paragraph Font"/>
     <w:uiPriority w:val="1"/>
+    <w:semiHidden/>
     <w:unhideWhenUsed/>
   </w:style>
   <w:style w:type="table" w:default="1" w:styleId="TableNormal">

--- a/theory assignment/unit 4/Report.docx
+++ b/theory assignment/unit 4/Report.docx
@@ -1,6 +1,6 @@
 
 <file path=word/document.xml><?xml version="1.0" encoding="utf-8"?>
-<w:document xmlns:wpc="http://schemas.microsoft.com/office/word/2010/wordprocessingCanvas" xmlns:cx="http://schemas.microsoft.com/office/drawing/2014/chartex" xmlns:cx1="http://schemas.microsoft.com/office/drawing/2015/9/8/chartex" xmlns:cx2="http://schemas.microsoft.com/office/drawing/2015/10/21/chartex" xmlns:cx3="http://schemas.microsoft.com/office/drawing/2016/5/9/chartex" xmlns:cx4="http://schemas.microsoft.com/office/drawing/2016/5/10/chartex" xmlns:cx5="http://schemas.microsoft.com/office/drawing/2016/5/11/chartex" xmlns:cx6="http://schemas.microsoft.com/office/drawing/2016/5/12/chartex" xmlns:cx7="http://schemas.microsoft.com/office/drawing/2016/5/13/chartex" xmlns:cx8="http://schemas.microsoft.com/office/drawing/2016/5/14/chartex" xmlns:mc="http://schemas.openxmlformats.org/markup-compatibility/2006" xmlns:aink="http://schemas.microsoft.com/office/drawing/2016/ink" xmlns:am3d="http://schemas.microsoft.com/office/drawing/2017/model3d" xmlns:o="urn:schemas-microsoft-com:office:office" xmlns:oel="http://schemas.microsoft.com/office/2019/extlst" xmlns:r="http://schemas.openxmlformats.org/officeDocument/2006/relationships" xmlns:m="http://schemas.openxmlformats.org/officeDocument/2006/math" xmlns:v="urn:schemas-microsoft-com:vml" xmlns:wp14="http://schemas.microsoft.com/office/word/2010/wordprocessingDrawing" xmlns:wp="http://schemas.openxmlformats.org/drawingml/2006/wordprocessingDrawing" xmlns:w10="urn:schemas-microsoft-com:office:word" xmlns:w="http://schemas.openxmlformats.org/wordprocessingml/2006/main" xmlns:w14="http://schemas.microsoft.com/office/word/2010/wordml" xmlns:w15="http://schemas.microsoft.com/office/word/2012/wordml" xmlns:w16cex="http://schemas.microsoft.com/office/word/2018/wordml/cex" xmlns:w16cid="http://schemas.microsoft.com/office/word/2016/wordml/cid" xmlns:w16="http://schemas.microsoft.com/office/word/2018/wordml" xmlns:w16du="http://schemas.microsoft.com/office/word/2023/wordml/word16du" xmlns:w16sdtdh="http://schemas.microsoft.com/office/word/2020/wordml/sdtdatahash" xmlns:w16sdtfl="http://schemas.microsoft.com/office/word/2024/wordml/sdtformatlock" xmlns:w16se="http://schemas.microsoft.com/office/word/2015/wordml/symex" xmlns:wpg="http://schemas.microsoft.com/office/word/2010/wordprocessingGroup" xmlns:wpi="http://schemas.microsoft.com/office/word/2010/wordprocessingInk" xmlns:wne="http://schemas.microsoft.com/office/word/2006/wordml" xmlns:wps="http://schemas.microsoft.com/office/word/2010/wordprocessingShape" mc:Ignorable="w14 w15 w16se w16cid w16 w16cex w16sdtdh w16sdtfl w16du wp14">
+<w:document xmlns:wpc="http://schemas.microsoft.com/office/word/2010/wordprocessingCanvas" xmlns:cx="http://schemas.microsoft.com/office/drawing/2014/chartex" xmlns:cx1="http://schemas.microsoft.com/office/drawing/2015/9/8/chartex" xmlns:cx2="http://schemas.microsoft.com/office/drawing/2015/10/21/chartex" xmlns:cx3="http://schemas.microsoft.com/office/drawing/2016/5/9/chartex" xmlns:cx4="http://schemas.microsoft.com/office/drawing/2016/5/10/chartex" xmlns:cx5="http://schemas.microsoft.com/office/drawing/2016/5/11/chartex" xmlns:cx6="http://schemas.microsoft.com/office/drawing/2016/5/12/chartex" xmlns:cx7="http://schemas.microsoft.com/office/drawing/2016/5/13/chartex" xmlns:cx8="http://schemas.microsoft.com/office/drawing/2016/5/14/chartex" xmlns:mc="http://schemas.openxmlformats.org/markup-compatibility/2006" xmlns:aink="http://schemas.microsoft.com/office/drawing/2016/ink" xmlns:am3d="http://schemas.microsoft.com/office/drawing/2017/model3d" xmlns:o="urn:schemas-microsoft-com:office:office" xmlns:oel="http://schemas.microsoft.com/office/2019/extlst" xmlns:r="http://schemas.openxmlformats.org/officeDocument/2006/relationships" xmlns:m="http://schemas.openxmlformats.org/officeDocument/2006/math" xmlns:v="urn:schemas-microsoft-com:vml" xmlns:wp14="http://schemas.microsoft.com/office/word/2010/wordprocessingDrawing" xmlns:wp="http://schemas.openxmlformats.org/drawingml/2006/wordprocessingDrawing" xmlns:a="http://schemas.openxmlformats.org/drawingml/2006/main" xmlns:pic="http://schemas.openxmlformats.org/drawingml/2006/picture" xmlns:c="http://schemas.openxmlformats.org/drawingml/2006/chart" xmlns:dgm="http://schemas.openxmlformats.org/drawingml/2006/diagram" xmlns:lc="http://schemas.openxmlformats.org/drawingml/2006/lockedCanvas" xmlns:w10="urn:schemas-microsoft-com:office:word" xmlns:w="http://schemas.openxmlformats.org/wordprocessingml/2006/main" xmlns:w14="http://schemas.microsoft.com/office/word/2010/wordml" xmlns:w15="http://schemas.microsoft.com/office/word/2012/wordml" xmlns:w16cex="http://schemas.microsoft.com/office/word/2018/wordml/cex" xmlns:w16cid="http://schemas.microsoft.com/office/word/2016/wordml/cid" xmlns:w16="http://schemas.microsoft.com/office/word/2018/wordml" xmlns:w16du="http://schemas.microsoft.com/office/word/2023/wordml/word16du" xmlns:w16sdtdh="http://schemas.microsoft.com/office/word/2020/wordml/sdtdatahash" xmlns:w16sdtfl="http://schemas.microsoft.com/office/word/2024/wordml/sdtformatlock" xmlns:w16se="http://schemas.microsoft.com/office/word/2015/wordml/symex" xmlns:wpg="http://schemas.microsoft.com/office/word/2010/wordprocessingGroup" xmlns:wpi="http://schemas.microsoft.com/office/word/2010/wordprocessingInk" xmlns:wne="http://schemas.microsoft.com/office/word/2006/wordml" xmlns:wps="http://schemas.microsoft.com/office/word/2010/wordprocessingShape" mc:Ignorable="w14 w15 w16se w16cid w16 w16cex w16sdtdh w16sdtfl w16du wp14">
   <w:body>
     <w:p>
       <w:pPr>
@@ -96,8 +96,6 @@
         </w:rPr>
         <w:t xml:space="preserve">Program (Class / Semester / Batch): </w:t>
       </w:r>
-      <w:proofErr w:type="spellStart"/>
-      <w:proofErr w:type="gramStart"/>
       <w:r>
         <w:rPr>
           <w:b/>
@@ -107,8 +105,6 @@
         </w:rPr>
         <w:t>B.Tech</w:t>
       </w:r>
-      <w:proofErr w:type="spellEnd"/>
-      <w:proofErr w:type="gramEnd"/>
       <w:r>
         <w:rPr>
           <w:b/>
@@ -118,7 +114,6 @@
         </w:rPr>
         <w:t xml:space="preserve"> (CSE /Robotics and </w:t>
       </w:r>
-      <w:proofErr w:type="gramStart"/>
       <w:r>
         <w:rPr>
           <w:b/>
@@ -128,7 +123,6 @@
         </w:rPr>
         <w:t>AI)  Sem</w:t>
       </w:r>
-      <w:proofErr w:type="gramEnd"/>
       <w:r>
         <w:rPr>
           <w:b/>
@@ -271,7 +265,6 @@
         </w:rPr>
         <w:t xml:space="preserve">Submitted to: </w:t>
       </w:r>
-      <w:proofErr w:type="gramStart"/>
       <w:r>
         <w:rPr>
           <w:b/>
@@ -281,7 +274,6 @@
         </w:rPr>
         <w:t>Dr .</w:t>
       </w:r>
-      <w:proofErr w:type="gramEnd"/>
       <w:r>
         <w:rPr>
           <w:b/>
@@ -367,7 +359,6 @@
           <w:sz w:val="36"/>
           <w:szCs w:val="36"/>
         </w:rPr>
-        <w:lastRenderedPageBreak/>
         <w:t>Task 3: Reconstruct a Binary Tree from Traversals</w:t>
       </w:r>
     </w:p>
@@ -419,7 +410,6 @@
         </w:rPr>
         <w:t xml:space="preserve">Given the traversals Preorder = [A, B, D, E, C, F] and </w:t>
       </w:r>
-      <w:proofErr w:type="spellStart"/>
       <w:r>
         <w:rPr>
           <w:sz w:val="28"/>
@@ -427,7 +417,6 @@
         </w:rPr>
         <w:t>Inorder</w:t>
       </w:r>
-      <w:proofErr w:type="spellEnd"/>
       <w:r>
         <w:rPr>
           <w:sz w:val="28"/>
@@ -473,7 +462,6 @@
         </w:rPr>
         <w:t xml:space="preserve">Split </w:t>
       </w:r>
-      <w:proofErr w:type="spellStart"/>
       <w:r>
         <w:rPr>
           <w:sz w:val="28"/>
@@ -481,7 +469,6 @@
         </w:rPr>
         <w:t>Inorder</w:t>
       </w:r>
-      <w:proofErr w:type="spellEnd"/>
       <w:r>
         <w:rPr>
           <w:sz w:val="28"/>
@@ -489,7 +476,6 @@
         </w:rPr>
         <w:t xml:space="preserve">: Locate 'A' in the </w:t>
       </w:r>
-      <w:proofErr w:type="spellStart"/>
       <w:r>
         <w:rPr>
           <w:sz w:val="28"/>
@@ -497,7 +483,6 @@
         </w:rPr>
         <w:t>Inorder</w:t>
       </w:r>
-      <w:proofErr w:type="spellEnd"/>
       <w:r>
         <w:rPr>
           <w:sz w:val="28"/>
@@ -524,7 +509,6 @@
         </w:rPr>
         <w:t>Left Subtree (</w:t>
       </w:r>
-      <w:proofErr w:type="spellStart"/>
       <w:r>
         <w:rPr>
           <w:sz w:val="28"/>
@@ -532,7 +516,6 @@
         </w:rPr>
         <w:t>Inorder</w:t>
       </w:r>
-      <w:proofErr w:type="spellEnd"/>
       <w:r>
         <w:rPr>
           <w:sz w:val="28"/>
@@ -559,7 +542,6 @@
         </w:rPr>
         <w:t>Right Subtree (</w:t>
       </w:r>
-      <w:proofErr w:type="spellStart"/>
       <w:r>
         <w:rPr>
           <w:sz w:val="28"/>
@@ -567,7 +549,6 @@
         </w:rPr>
         <w:t>Inorder</w:t>
       </w:r>
-      <w:proofErr w:type="spellEnd"/>
       <w:r>
         <w:rPr>
           <w:sz w:val="28"/>
@@ -652,14 +633,9 @@
         </w:rPr>
       </w:pPr>
       <w:r>
-        <w:rPr>
-          <w:noProof/>
-          <w:sz w:val="28"/>
-          <w:szCs w:val="28"/>
-        </w:rPr>
         <w:drawing>
           <wp:inline distT="0" distB="0" distL="0" distR="0" wp14:anchorId="6DA70364" wp14:editId="62439671">
-            <wp:extent cx="3534508" cy="2256217"/>
+            <wp:extent cx="3533775" cy="2257425"/>
             <wp:effectExtent l="0" t="0" r="8890" b="0"/>
             <wp:docPr id="700939258" name="Picture 1"/>
             <wp:cNvGraphicFramePr>
@@ -720,7 +696,6 @@
           <w:sz w:val="36"/>
           <w:szCs w:val="36"/>
         </w:rPr>
-        <w:lastRenderedPageBreak/>
         <w:t>Task 4: Binary Search Tree (BST) Operations + Edge Cases</w:t>
       </w:r>
     </w:p>
@@ -791,7 +766,6 @@
         </w:rPr>
         <w:t xml:space="preserve">Balanced Input (Set A): Inserting keys like [50, 30, 70, 20, 40, 60, 80] results in a Balanced Tree. The height is minimized to </w:t>
       </w:r>
-      <w:proofErr w:type="gramStart"/>
       <w:r>
         <w:rPr>
           <w:sz w:val="28"/>
@@ -799,7 +773,6 @@
         </w:rPr>
         <w:t>O(</w:t>
       </w:r>
-      <w:proofErr w:type="gramEnd"/>
       <w:r>
         <w:rPr>
           <w:sz w:val="28"/>
@@ -875,7 +848,6 @@
         </w:rPr>
         <w:t xml:space="preserve">Search Complexity: Degrades from </w:t>
       </w:r>
-      <w:proofErr w:type="gramStart"/>
       <w:r>
         <w:rPr>
           <w:sz w:val="28"/>
@@ -883,7 +855,6 @@
         </w:rPr>
         <w:t>O(</w:t>
       </w:r>
-      <w:proofErr w:type="gramEnd"/>
       <w:r>
         <w:rPr>
           <w:sz w:val="28"/>
@@ -919,12 +890,8 @@
         </w:rPr>
       </w:pPr>
       <w:r>
-        <w:rPr>
-          <w:sz w:val="28"/>
-          <w:szCs w:val="28"/>
-        </w:rPr>
-        <w:pict w14:anchorId="09C0560A">
-          <v:rect id="_x0000_i1025" style="width:0;height:1.5pt" o:hralign="center" o:hrstd="t" o:hr="t" fillcolor="#a0a0a0" stroked="f"/>
+        <w:pict w14:anchorId="1088137007">
+          <v:rect id="_x0000_i1025" fillcolor="#a0a0a0" style="width:0;height:1.5pt" o:hralign="center" o:hrstd="t" o:hr="t" stroked="f"/>
         </w:pict>
       </w:r>
     </w:p>
@@ -953,7 +920,7 @@
           <w:bottom w:w="15" w:type="dxa"/>
           <w:right w:w="15" w:type="dxa"/>
         </w:tblCellMar>
-        <w:tblLook w:val="04A0" w:firstRow="1" w:lastRow="0" w:firstColumn="1" w:lastColumn="0" w:noHBand="0" w:noVBand="1"/>
+        <w:tblLook w:firstColumn="1" w:firstRow="1" w:lastColumn="0" w:lastRow="0" w:noHBand="0" w:noVBand="1" w:val="04A0"/>
       </w:tblPr>
       <w:tblGrid>
         <w:gridCol w:w="1251"/>
@@ -963,20 +930,21 @@
       </w:tblGrid>
       <w:tr>
         <w:trPr>
+          <w:hidden w:val="0"/>
           <w:tblHeader/>
           <w:tblCellSpacing w:w="15" w:type="dxa"/>
         </w:trPr>
         <w:tc>
           <w:tcPr>
-            <w:tcW w:w="0" w:type="auto"/>
+            <w:tcW w:w="1251" w:type="auto"/>
             <w:tcBorders>
-              <w:top w:val="single" w:sz="6" w:space="0" w:color="auto"/>
-              <w:left w:val="single" w:sz="6" w:space="0" w:color="auto"/>
-              <w:bottom w:val="single" w:sz="6" w:space="0" w:color="auto"/>
-              <w:right w:val="single" w:sz="6" w:space="0" w:color="auto"/>
+              <w:top w:val="single" w:color="auto" w:sz="6" w:space="0"/>
+              <w:left w:val="single" w:color="auto" w:sz="6" w:space="0"/>
+              <w:bottom w:val="single" w:color="auto" w:sz="6" w:space="0"/>
+              <w:right w:val="single" w:color="auto" w:sz="6" w:space="0"/>
             </w:tcBorders>
             <w:vAlign w:val="center"/>
-            <w:hideMark/>
+            <w:hideMark w:val="1"/>
           </w:tcPr>
           <w:p>
             <w:pPr>
@@ -996,15 +964,15 @@
         </w:tc>
         <w:tc>
           <w:tcPr>
-            <w:tcW w:w="0" w:type="auto"/>
+            <w:tcW w:w="1129" w:type="auto"/>
             <w:tcBorders>
-              <w:top w:val="single" w:sz="6" w:space="0" w:color="auto"/>
-              <w:left w:val="single" w:sz="6" w:space="0" w:color="auto"/>
-              <w:bottom w:val="single" w:sz="6" w:space="0" w:color="auto"/>
-              <w:right w:val="single" w:sz="6" w:space="0" w:color="auto"/>
+              <w:top w:val="single" w:color="auto" w:sz="6" w:space="0"/>
+              <w:left w:val="single" w:color="auto" w:sz="6" w:space="0"/>
+              <w:bottom w:val="single" w:color="auto" w:sz="6" w:space="0"/>
+              <w:right w:val="single" w:color="auto" w:sz="6" w:space="0"/>
             </w:tcBorders>
             <w:vAlign w:val="center"/>
-            <w:hideMark/>
+            <w:hideMark w:val="1"/>
           </w:tcPr>
           <w:p>
             <w:pPr>
@@ -1024,15 +992,15 @@
         </w:tc>
         <w:tc>
           <w:tcPr>
-            <w:tcW w:w="0" w:type="auto"/>
+            <w:tcW w:w="2365" w:type="auto"/>
             <w:tcBorders>
-              <w:top w:val="single" w:sz="6" w:space="0" w:color="auto"/>
-              <w:left w:val="single" w:sz="6" w:space="0" w:color="auto"/>
-              <w:bottom w:val="single" w:sz="6" w:space="0" w:color="auto"/>
-              <w:right w:val="single" w:sz="6" w:space="0" w:color="auto"/>
+              <w:top w:val="single" w:color="auto" w:sz="6" w:space="0"/>
+              <w:left w:val="single" w:color="auto" w:sz="6" w:space="0"/>
+              <w:bottom w:val="single" w:color="auto" w:sz="6" w:space="0"/>
+              <w:right w:val="single" w:color="auto" w:sz="6" w:space="0"/>
             </w:tcBorders>
             <w:vAlign w:val="center"/>
-            <w:hideMark/>
+            <w:hideMark w:val="1"/>
           </w:tcPr>
           <w:p>
             <w:pPr>
@@ -1052,15 +1020,15 @@
         </w:tc>
         <w:tc>
           <w:tcPr>
-            <w:tcW w:w="0" w:type="auto"/>
+            <w:tcW w:w="2236" w:type="auto"/>
             <w:tcBorders>
-              <w:top w:val="single" w:sz="6" w:space="0" w:color="auto"/>
-              <w:left w:val="single" w:sz="6" w:space="0" w:color="auto"/>
-              <w:bottom w:val="single" w:sz="6" w:space="0" w:color="auto"/>
-              <w:right w:val="single" w:sz="6" w:space="0" w:color="auto"/>
+              <w:top w:val="single" w:color="auto" w:sz="6" w:space="0"/>
+              <w:left w:val="single" w:color="auto" w:sz="6" w:space="0"/>
+              <w:bottom w:val="single" w:color="auto" w:sz="6" w:space="0"/>
+              <w:right w:val="single" w:color="auto" w:sz="6" w:space="0"/>
             </w:tcBorders>
             <w:vAlign w:val="center"/>
-            <w:hideMark/>
+            <w:hideMark w:val="1"/>
           </w:tcPr>
           <w:p>
             <w:pPr>
@@ -1081,19 +1049,20 @@
       </w:tr>
       <w:tr>
         <w:trPr>
+          <w:hidden w:val="0"/>
           <w:tblCellSpacing w:w="15" w:type="dxa"/>
         </w:trPr>
         <w:tc>
           <w:tcPr>
-            <w:tcW w:w="0" w:type="auto"/>
+            <w:tcW w:w="1251" w:type="auto"/>
             <w:tcBorders>
-              <w:top w:val="single" w:sz="6" w:space="0" w:color="auto"/>
-              <w:left w:val="single" w:sz="6" w:space="0" w:color="auto"/>
-              <w:bottom w:val="single" w:sz="6" w:space="0" w:color="auto"/>
-              <w:right w:val="single" w:sz="6" w:space="0" w:color="auto"/>
+              <w:top w:val="single" w:color="auto" w:sz="6" w:space="0"/>
+              <w:left w:val="single" w:color="auto" w:sz="6" w:space="0"/>
+              <w:bottom w:val="single" w:color="auto" w:sz="6" w:space="0"/>
+              <w:right w:val="single" w:color="auto" w:sz="6" w:space="0"/>
             </w:tcBorders>
             <w:vAlign w:val="center"/>
-            <w:hideMark/>
+            <w:hideMark w:val="1"/>
           </w:tcPr>
           <w:p>
             <w:pPr>
@@ -1113,15 +1082,15 @@
         </w:tc>
         <w:tc>
           <w:tcPr>
-            <w:tcW w:w="0" w:type="auto"/>
+            <w:tcW w:w="1129" w:type="auto"/>
             <w:tcBorders>
-              <w:top w:val="single" w:sz="6" w:space="0" w:color="auto"/>
-              <w:left w:val="single" w:sz="6" w:space="0" w:color="auto"/>
-              <w:bottom w:val="single" w:sz="6" w:space="0" w:color="auto"/>
-              <w:right w:val="single" w:sz="6" w:space="0" w:color="auto"/>
+              <w:top w:val="single" w:color="auto" w:sz="6" w:space="0"/>
+              <w:left w:val="single" w:color="auto" w:sz="6" w:space="0"/>
+              <w:bottom w:val="single" w:color="auto" w:sz="6" w:space="0"/>
+              <w:right w:val="single" w:color="auto" w:sz="6" w:space="0"/>
             </w:tcBorders>
             <w:vAlign w:val="center"/>
-            <w:hideMark/>
+            <w:hideMark w:val="1"/>
           </w:tcPr>
           <w:p>
             <w:pPr>
@@ -1130,7 +1099,6 @@
                 <w:szCs w:val="28"/>
               </w:rPr>
             </w:pPr>
-            <w:proofErr w:type="gramStart"/>
             <w:r>
               <w:rPr>
                 <w:sz w:val="28"/>
@@ -1138,7 +1106,6 @@
               </w:rPr>
               <w:t>O(</w:t>
             </w:r>
-            <w:proofErr w:type="gramEnd"/>
             <w:r>
               <w:rPr>
                 <w:sz w:val="28"/>
@@ -1150,15 +1117,15 @@
         </w:tc>
         <w:tc>
           <w:tcPr>
-            <w:tcW w:w="0" w:type="auto"/>
+            <w:tcW w:w="2365" w:type="auto"/>
             <w:tcBorders>
-              <w:top w:val="single" w:sz="6" w:space="0" w:color="auto"/>
-              <w:left w:val="single" w:sz="6" w:space="0" w:color="auto"/>
-              <w:bottom w:val="single" w:sz="6" w:space="0" w:color="auto"/>
-              <w:right w:val="single" w:sz="6" w:space="0" w:color="auto"/>
+              <w:top w:val="single" w:color="auto" w:sz="6" w:space="0"/>
+              <w:left w:val="single" w:color="auto" w:sz="6" w:space="0"/>
+              <w:bottom w:val="single" w:color="auto" w:sz="6" w:space="0"/>
+              <w:right w:val="single" w:color="auto" w:sz="6" w:space="0"/>
             </w:tcBorders>
             <w:vAlign w:val="center"/>
-            <w:hideMark/>
+            <w:hideMark w:val="1"/>
           </w:tcPr>
           <w:p>
             <w:pPr>
@@ -1167,7 +1134,6 @@
                 <w:szCs w:val="28"/>
               </w:rPr>
             </w:pPr>
-            <w:proofErr w:type="gramStart"/>
             <w:r>
               <w:rPr>
                 <w:sz w:val="28"/>
@@ -1175,7 +1141,6 @@
               </w:rPr>
               <w:t>O(</w:t>
             </w:r>
-            <w:proofErr w:type="gramEnd"/>
             <w:r>
               <w:rPr>
                 <w:sz w:val="28"/>
@@ -1187,15 +1152,15 @@
         </w:tc>
         <w:tc>
           <w:tcPr>
-            <w:tcW w:w="0" w:type="auto"/>
+            <w:tcW w:w="2236" w:type="auto"/>
             <w:tcBorders>
-              <w:top w:val="single" w:sz="6" w:space="0" w:color="auto"/>
-              <w:left w:val="single" w:sz="6" w:space="0" w:color="auto"/>
-              <w:bottom w:val="single" w:sz="6" w:space="0" w:color="auto"/>
-              <w:right w:val="single" w:sz="6" w:space="0" w:color="auto"/>
+              <w:top w:val="single" w:color="auto" w:sz="6" w:space="0"/>
+              <w:left w:val="single" w:color="auto" w:sz="6" w:space="0"/>
+              <w:bottom w:val="single" w:color="auto" w:sz="6" w:space="0"/>
+              <w:right w:val="single" w:color="auto" w:sz="6" w:space="0"/>
             </w:tcBorders>
             <w:vAlign w:val="center"/>
-            <w:hideMark/>
+            <w:hideMark w:val="1"/>
           </w:tcPr>
           <w:p>
             <w:pPr>
@@ -1216,19 +1181,20 @@
       </w:tr>
       <w:tr>
         <w:trPr>
+          <w:hidden w:val="0"/>
           <w:tblCellSpacing w:w="15" w:type="dxa"/>
         </w:trPr>
         <w:tc>
           <w:tcPr>
-            <w:tcW w:w="0" w:type="auto"/>
+            <w:tcW w:w="1251" w:type="auto"/>
             <w:tcBorders>
-              <w:top w:val="single" w:sz="6" w:space="0" w:color="auto"/>
-              <w:left w:val="single" w:sz="6" w:space="0" w:color="auto"/>
-              <w:bottom w:val="single" w:sz="6" w:space="0" w:color="auto"/>
-              <w:right w:val="single" w:sz="6" w:space="0" w:color="auto"/>
+              <w:top w:val="single" w:color="auto" w:sz="6" w:space="0"/>
+              <w:left w:val="single" w:color="auto" w:sz="6" w:space="0"/>
+              <w:bottom w:val="single" w:color="auto" w:sz="6" w:space="0"/>
+              <w:right w:val="single" w:color="auto" w:sz="6" w:space="0"/>
             </w:tcBorders>
             <w:vAlign w:val="center"/>
-            <w:hideMark/>
+            <w:hideMark w:val="1"/>
           </w:tcPr>
           <w:p>
             <w:pPr>
@@ -1248,15 +1214,15 @@
         </w:tc>
         <w:tc>
           <w:tcPr>
-            <w:tcW w:w="0" w:type="auto"/>
+            <w:tcW w:w="1129" w:type="auto"/>
             <w:tcBorders>
-              <w:top w:val="single" w:sz="6" w:space="0" w:color="auto"/>
-              <w:left w:val="single" w:sz="6" w:space="0" w:color="auto"/>
-              <w:bottom w:val="single" w:sz="6" w:space="0" w:color="auto"/>
-              <w:right w:val="single" w:sz="6" w:space="0" w:color="auto"/>
+              <w:top w:val="single" w:color="auto" w:sz="6" w:space="0"/>
+              <w:left w:val="single" w:color="auto" w:sz="6" w:space="0"/>
+              <w:bottom w:val="single" w:color="auto" w:sz="6" w:space="0"/>
+              <w:right w:val="single" w:color="auto" w:sz="6" w:space="0"/>
             </w:tcBorders>
             <w:vAlign w:val="center"/>
-            <w:hideMark/>
+            <w:hideMark w:val="1"/>
           </w:tcPr>
           <w:p>
             <w:pPr>
@@ -1276,15 +1242,15 @@
         </w:tc>
         <w:tc>
           <w:tcPr>
-            <w:tcW w:w="0" w:type="auto"/>
+            <w:tcW w:w="2365" w:type="auto"/>
             <w:tcBorders>
-              <w:top w:val="single" w:sz="6" w:space="0" w:color="auto"/>
-              <w:left w:val="single" w:sz="6" w:space="0" w:color="auto"/>
-              <w:bottom w:val="single" w:sz="6" w:space="0" w:color="auto"/>
-              <w:right w:val="single" w:sz="6" w:space="0" w:color="auto"/>
+              <w:top w:val="single" w:color="auto" w:sz="6" w:space="0"/>
+              <w:left w:val="single" w:color="auto" w:sz="6" w:space="0"/>
+              <w:bottom w:val="single" w:color="auto" w:sz="6" w:space="0"/>
+              <w:right w:val="single" w:color="auto" w:sz="6" w:space="0"/>
             </w:tcBorders>
             <w:vAlign w:val="center"/>
-            <w:hideMark/>
+            <w:hideMark w:val="1"/>
           </w:tcPr>
           <w:p>
             <w:pPr>
@@ -1304,15 +1270,15 @@
         </w:tc>
         <w:tc>
           <w:tcPr>
-            <w:tcW w:w="0" w:type="auto"/>
+            <w:tcW w:w="2236" w:type="auto"/>
             <w:tcBorders>
-              <w:top w:val="single" w:sz="6" w:space="0" w:color="auto"/>
-              <w:left w:val="single" w:sz="6" w:space="0" w:color="auto"/>
-              <w:bottom w:val="single" w:sz="6" w:space="0" w:color="auto"/>
-              <w:right w:val="single" w:sz="6" w:space="0" w:color="auto"/>
+              <w:top w:val="single" w:color="auto" w:sz="6" w:space="0"/>
+              <w:left w:val="single" w:color="auto" w:sz="6" w:space="0"/>
+              <w:bottom w:val="single" w:color="auto" w:sz="6" w:space="0"/>
+              <w:right w:val="single" w:color="auto" w:sz="6" w:space="0"/>
             </w:tcBorders>
             <w:vAlign w:val="center"/>
-            <w:hideMark/>
+            <w:hideMark w:val="1"/>
           </w:tcPr>
           <w:p>
             <w:pPr>
@@ -1352,17 +1318,9 @@
         </w:rPr>
       </w:pPr>
       <w:r>
-        <w:rPr>
-          <w:b/>
-          <w:bCs/>
-          <w:noProof/>
-          <w:sz w:val="36"/>
-          <w:szCs w:val="36"/>
-        </w:rPr>
-        <w:lastRenderedPageBreak/>
         <w:drawing>
           <wp:inline distT="0" distB="0" distL="0" distR="0" wp14:anchorId="0848B0D0" wp14:editId="22826C11">
-            <wp:extent cx="5731510" cy="7249160"/>
+            <wp:extent cx="5734050" cy="7248525"/>
             <wp:effectExtent l="0" t="0" r="2540" b="8890"/>
             <wp:docPr id="34638652" name="Picture 1"/>
             <wp:cNvGraphicFramePr>
@@ -1521,7 +1479,7 @@
           <w:bottom w:w="15" w:type="dxa"/>
           <w:right w:w="15" w:type="dxa"/>
         </w:tblCellMar>
-        <w:tblLook w:val="04A0" w:firstRow="1" w:lastRow="0" w:firstColumn="1" w:lastColumn="0" w:noHBand="0" w:noVBand="1"/>
+        <w:tblLook w:firstColumn="1" w:firstRow="1" w:lastColumn="0" w:lastRow="0" w:noHBand="0" w:noVBand="1" w:val="04A0"/>
       </w:tblPr>
       <w:tblGrid>
         <w:gridCol w:w="658"/>
@@ -1531,20 +1489,21 @@
       </w:tblGrid>
       <w:tr>
         <w:trPr>
+          <w:hidden w:val="0"/>
           <w:tblHeader/>
           <w:tblCellSpacing w:w="15" w:type="dxa"/>
         </w:trPr>
         <w:tc>
           <w:tcPr>
-            <w:tcW w:w="0" w:type="auto"/>
+            <w:tcW w:w="658" w:type="auto"/>
             <w:tcBorders>
-              <w:top w:val="single" w:sz="6" w:space="0" w:color="auto"/>
-              <w:left w:val="single" w:sz="6" w:space="0" w:color="auto"/>
-              <w:bottom w:val="single" w:sz="6" w:space="0" w:color="auto"/>
-              <w:right w:val="single" w:sz="6" w:space="0" w:color="auto"/>
+              <w:top w:val="single" w:color="auto" w:sz="6" w:space="0"/>
+              <w:left w:val="single" w:color="auto" w:sz="6" w:space="0"/>
+              <w:bottom w:val="single" w:color="auto" w:sz="6" w:space="0"/>
+              <w:right w:val="single" w:color="auto" w:sz="6" w:space="0"/>
             </w:tcBorders>
             <w:vAlign w:val="center"/>
-            <w:hideMark/>
+            <w:hideMark w:val="1"/>
           </w:tcPr>
           <w:p>
             <w:pPr>
@@ -1564,15 +1523,15 @@
         </w:tc>
         <w:tc>
           <w:tcPr>
-            <w:tcW w:w="0" w:type="auto"/>
+            <w:tcW w:w="4105" w:type="auto"/>
             <w:tcBorders>
-              <w:top w:val="single" w:sz="6" w:space="0" w:color="auto"/>
-              <w:left w:val="single" w:sz="6" w:space="0" w:color="auto"/>
-              <w:bottom w:val="single" w:sz="6" w:space="0" w:color="auto"/>
-              <w:right w:val="single" w:sz="6" w:space="0" w:color="auto"/>
+              <w:top w:val="single" w:color="auto" w:sz="6" w:space="0"/>
+              <w:left w:val="single" w:color="auto" w:sz="6" w:space="0"/>
+              <w:bottom w:val="single" w:color="auto" w:sz="6" w:space="0"/>
+              <w:right w:val="single" w:color="auto" w:sz="6" w:space="0"/>
             </w:tcBorders>
             <w:vAlign w:val="center"/>
-            <w:hideMark/>
+            <w:hideMark w:val="1"/>
           </w:tcPr>
           <w:p>
             <w:pPr>
@@ -1592,15 +1551,15 @@
         </w:tc>
         <w:tc>
           <w:tcPr>
-            <w:tcW w:w="0" w:type="auto"/>
+            <w:tcW w:w="2704" w:type="auto"/>
             <w:tcBorders>
-              <w:top w:val="single" w:sz="6" w:space="0" w:color="auto"/>
-              <w:left w:val="single" w:sz="6" w:space="0" w:color="auto"/>
-              <w:bottom w:val="single" w:sz="6" w:space="0" w:color="auto"/>
-              <w:right w:val="single" w:sz="6" w:space="0" w:color="auto"/>
+              <w:top w:val="single" w:color="auto" w:sz="6" w:space="0"/>
+              <w:left w:val="single" w:color="auto" w:sz="6" w:space="0"/>
+              <w:bottom w:val="single" w:color="auto" w:sz="6" w:space="0"/>
+              <w:right w:val="single" w:color="auto" w:sz="6" w:space="0"/>
             </w:tcBorders>
             <w:vAlign w:val="center"/>
-            <w:hideMark/>
+            <w:hideMark w:val="1"/>
           </w:tcPr>
           <w:p>
             <w:pPr>
@@ -1620,15 +1579,15 @@
         </w:tc>
         <w:tc>
           <w:tcPr>
-            <w:tcW w:w="0" w:type="auto"/>
+            <w:tcW w:w="1543" w:type="auto"/>
             <w:tcBorders>
-              <w:top w:val="single" w:sz="6" w:space="0" w:color="auto"/>
-              <w:left w:val="single" w:sz="6" w:space="0" w:color="auto"/>
-              <w:bottom w:val="single" w:sz="6" w:space="0" w:color="auto"/>
-              <w:right w:val="single" w:sz="6" w:space="0" w:color="auto"/>
+              <w:top w:val="single" w:color="auto" w:sz="6" w:space="0"/>
+              <w:left w:val="single" w:color="auto" w:sz="6" w:space="0"/>
+              <w:bottom w:val="single" w:color="auto" w:sz="6" w:space="0"/>
+              <w:right w:val="single" w:color="auto" w:sz="6" w:space="0"/>
             </w:tcBorders>
             <w:vAlign w:val="center"/>
-            <w:hideMark/>
+            <w:hideMark w:val="1"/>
           </w:tcPr>
           <w:p>
             <w:pPr>
@@ -1649,19 +1608,20 @@
       </w:tr>
       <w:tr>
         <w:trPr>
+          <w:hidden w:val="0"/>
           <w:tblCellSpacing w:w="15" w:type="dxa"/>
         </w:trPr>
         <w:tc>
           <w:tcPr>
-            <w:tcW w:w="0" w:type="auto"/>
+            <w:tcW w:w="658" w:type="auto"/>
             <w:tcBorders>
-              <w:top w:val="single" w:sz="6" w:space="0" w:color="auto"/>
-              <w:left w:val="single" w:sz="6" w:space="0" w:color="auto"/>
-              <w:bottom w:val="single" w:sz="6" w:space="0" w:color="auto"/>
-              <w:right w:val="single" w:sz="6" w:space="0" w:color="auto"/>
+              <w:top w:val="single" w:color="auto" w:sz="6" w:space="0"/>
+              <w:left w:val="single" w:color="auto" w:sz="6" w:space="0"/>
+              <w:bottom w:val="single" w:color="auto" w:sz="6" w:space="0"/>
+              <w:right w:val="single" w:color="auto" w:sz="6" w:space="0"/>
             </w:tcBorders>
             <w:vAlign w:val="center"/>
-            <w:hideMark/>
+            <w:hideMark w:val="1"/>
           </w:tcPr>
           <w:p>
             <w:pPr>
@@ -1681,15 +1641,15 @@
         </w:tc>
         <w:tc>
           <w:tcPr>
-            <w:tcW w:w="0" w:type="auto"/>
+            <w:tcW w:w="4105" w:type="auto"/>
             <w:tcBorders>
-              <w:top w:val="single" w:sz="6" w:space="0" w:color="auto"/>
-              <w:left w:val="single" w:sz="6" w:space="0" w:color="auto"/>
-              <w:bottom w:val="single" w:sz="6" w:space="0" w:color="auto"/>
-              <w:right w:val="single" w:sz="6" w:space="0" w:color="auto"/>
+              <w:top w:val="single" w:color="auto" w:sz="6" w:space="0"/>
+              <w:left w:val="single" w:color="auto" w:sz="6" w:space="0"/>
+              <w:bottom w:val="single" w:color="auto" w:sz="6" w:space="0"/>
+              <w:right w:val="single" w:color="auto" w:sz="6" w:space="0"/>
             </w:tcBorders>
             <w:vAlign w:val="center"/>
-            <w:hideMark/>
+            <w:hideMark w:val="1"/>
           </w:tcPr>
           <w:p>
             <w:pPr>
@@ -1709,15 +1669,15 @@
         </w:tc>
         <w:tc>
           <w:tcPr>
-            <w:tcW w:w="0" w:type="auto"/>
+            <w:tcW w:w="2704" w:type="auto"/>
             <w:tcBorders>
-              <w:top w:val="single" w:sz="6" w:space="0" w:color="auto"/>
-              <w:left w:val="single" w:sz="6" w:space="0" w:color="auto"/>
-              <w:bottom w:val="single" w:sz="6" w:space="0" w:color="auto"/>
-              <w:right w:val="single" w:sz="6" w:space="0" w:color="auto"/>
+              <w:top w:val="single" w:color="auto" w:sz="6" w:space="0"/>
+              <w:left w:val="single" w:color="auto" w:sz="6" w:space="0"/>
+              <w:bottom w:val="single" w:color="auto" w:sz="6" w:space="0"/>
+              <w:right w:val="single" w:color="auto" w:sz="6" w:space="0"/>
             </w:tcBorders>
             <w:vAlign w:val="center"/>
-            <w:hideMark/>
+            <w:hideMark w:val="1"/>
           </w:tcPr>
           <w:p>
             <w:pPr>
@@ -1737,15 +1697,15 @@
         </w:tc>
         <w:tc>
           <w:tcPr>
-            <w:tcW w:w="0" w:type="auto"/>
+            <w:tcW w:w="1543" w:type="auto"/>
             <w:tcBorders>
-              <w:top w:val="single" w:sz="6" w:space="0" w:color="auto"/>
-              <w:left w:val="single" w:sz="6" w:space="0" w:color="auto"/>
-              <w:bottom w:val="single" w:sz="6" w:space="0" w:color="auto"/>
-              <w:right w:val="single" w:sz="6" w:space="0" w:color="auto"/>
+              <w:top w:val="single" w:color="auto" w:sz="6" w:space="0"/>
+              <w:left w:val="single" w:color="auto" w:sz="6" w:space="0"/>
+              <w:bottom w:val="single" w:color="auto" w:sz="6" w:space="0"/>
+              <w:right w:val="single" w:color="auto" w:sz="6" w:space="0"/>
             </w:tcBorders>
             <w:vAlign w:val="center"/>
-            <w:hideMark/>
+            <w:hideMark w:val="1"/>
           </w:tcPr>
           <w:p>
             <w:pPr>
@@ -1766,19 +1726,20 @@
       </w:tr>
       <w:tr>
         <w:trPr>
+          <w:hidden w:val="0"/>
           <w:tblCellSpacing w:w="15" w:type="dxa"/>
         </w:trPr>
         <w:tc>
           <w:tcPr>
-            <w:tcW w:w="0" w:type="auto"/>
+            <w:tcW w:w="658" w:type="auto"/>
             <w:tcBorders>
-              <w:top w:val="single" w:sz="6" w:space="0" w:color="auto"/>
-              <w:left w:val="single" w:sz="6" w:space="0" w:color="auto"/>
-              <w:bottom w:val="single" w:sz="6" w:space="0" w:color="auto"/>
-              <w:right w:val="single" w:sz="6" w:space="0" w:color="auto"/>
+              <w:top w:val="single" w:color="auto" w:sz="6" w:space="0"/>
+              <w:left w:val="single" w:color="auto" w:sz="6" w:space="0"/>
+              <w:bottom w:val="single" w:color="auto" w:sz="6" w:space="0"/>
+              <w:right w:val="single" w:color="auto" w:sz="6" w:space="0"/>
             </w:tcBorders>
             <w:vAlign w:val="center"/>
-            <w:hideMark/>
+            <w:hideMark w:val="1"/>
           </w:tcPr>
           <w:p>
             <w:pPr>
@@ -1798,15 +1759,15 @@
         </w:tc>
         <w:tc>
           <w:tcPr>
-            <w:tcW w:w="0" w:type="auto"/>
+            <w:tcW w:w="4105" w:type="auto"/>
             <w:tcBorders>
-              <w:top w:val="single" w:sz="6" w:space="0" w:color="auto"/>
-              <w:left w:val="single" w:sz="6" w:space="0" w:color="auto"/>
-              <w:bottom w:val="single" w:sz="6" w:space="0" w:color="auto"/>
-              <w:right w:val="single" w:sz="6" w:space="0" w:color="auto"/>
+              <w:top w:val="single" w:color="auto" w:sz="6" w:space="0"/>
+              <w:left w:val="single" w:color="auto" w:sz="6" w:space="0"/>
+              <w:bottom w:val="single" w:color="auto" w:sz="6" w:space="0"/>
+              <w:right w:val="single" w:color="auto" w:sz="6" w:space="0"/>
             </w:tcBorders>
             <w:vAlign w:val="center"/>
-            <w:hideMark/>
+            <w:hideMark w:val="1"/>
           </w:tcPr>
           <w:p>
             <w:pPr>
@@ -1822,7 +1783,6 @@
               </w:rPr>
               <w:t xml:space="preserve">Dequeue 0, enqueue </w:t>
             </w:r>
-            <w:proofErr w:type="spellStart"/>
             <w:r>
               <w:rPr>
                 <w:sz w:val="28"/>
@@ -1830,7 +1790,6 @@
               </w:rPr>
               <w:t>neighbors</w:t>
             </w:r>
-            <w:proofErr w:type="spellEnd"/>
             <w:r>
               <w:rPr>
                 <w:sz w:val="28"/>
@@ -1842,15 +1801,15 @@
         </w:tc>
         <w:tc>
           <w:tcPr>
-            <w:tcW w:w="0" w:type="auto"/>
+            <w:tcW w:w="2704" w:type="auto"/>
             <w:tcBorders>
-              <w:top w:val="single" w:sz="6" w:space="0" w:color="auto"/>
-              <w:left w:val="single" w:sz="6" w:space="0" w:color="auto"/>
-              <w:bottom w:val="single" w:sz="6" w:space="0" w:color="auto"/>
-              <w:right w:val="single" w:sz="6" w:space="0" w:color="auto"/>
+              <w:top w:val="single" w:color="auto" w:sz="6" w:space="0"/>
+              <w:left w:val="single" w:color="auto" w:sz="6" w:space="0"/>
+              <w:bottom w:val="single" w:color="auto" w:sz="6" w:space="0"/>
+              <w:right w:val="single" w:color="auto" w:sz="6" w:space="0"/>
             </w:tcBorders>
             <w:vAlign w:val="center"/>
-            <w:hideMark/>
+            <w:hideMark w:val="1"/>
           </w:tcPr>
           <w:p>
             <w:pPr>
@@ -1870,15 +1829,15 @@
         </w:tc>
         <w:tc>
           <w:tcPr>
-            <w:tcW w:w="0" w:type="auto"/>
+            <w:tcW w:w="1543" w:type="auto"/>
             <w:tcBorders>
-              <w:top w:val="single" w:sz="6" w:space="0" w:color="auto"/>
-              <w:left w:val="single" w:sz="6" w:space="0" w:color="auto"/>
-              <w:bottom w:val="single" w:sz="6" w:space="0" w:color="auto"/>
-              <w:right w:val="single" w:sz="6" w:space="0" w:color="auto"/>
+              <w:top w:val="single" w:color="auto" w:sz="6" w:space="0"/>
+              <w:left w:val="single" w:color="auto" w:sz="6" w:space="0"/>
+              <w:bottom w:val="single" w:color="auto" w:sz="6" w:space="0"/>
+              <w:right w:val="single" w:color="auto" w:sz="6" w:space="0"/>
             </w:tcBorders>
             <w:vAlign w:val="center"/>
-            <w:hideMark/>
+            <w:hideMark w:val="1"/>
           </w:tcPr>
           <w:p>
             <w:pPr>
@@ -1899,19 +1858,20 @@
       </w:tr>
       <w:tr>
         <w:trPr>
+          <w:hidden w:val="0"/>
           <w:tblCellSpacing w:w="15" w:type="dxa"/>
         </w:trPr>
         <w:tc>
           <w:tcPr>
-            <w:tcW w:w="0" w:type="auto"/>
+            <w:tcW w:w="658" w:type="auto"/>
             <w:tcBorders>
-              <w:top w:val="single" w:sz="6" w:space="0" w:color="auto"/>
-              <w:left w:val="single" w:sz="6" w:space="0" w:color="auto"/>
-              <w:bottom w:val="single" w:sz="6" w:space="0" w:color="auto"/>
-              <w:right w:val="single" w:sz="6" w:space="0" w:color="auto"/>
+              <w:top w:val="single" w:color="auto" w:sz="6" w:space="0"/>
+              <w:left w:val="single" w:color="auto" w:sz="6" w:space="0"/>
+              <w:bottom w:val="single" w:color="auto" w:sz="6" w:space="0"/>
+              <w:right w:val="single" w:color="auto" w:sz="6" w:space="0"/>
             </w:tcBorders>
             <w:vAlign w:val="center"/>
-            <w:hideMark/>
+            <w:hideMark w:val="1"/>
           </w:tcPr>
           <w:p>
             <w:pPr>
@@ -1931,15 +1891,15 @@
         </w:tc>
         <w:tc>
           <w:tcPr>
-            <w:tcW w:w="0" w:type="auto"/>
+            <w:tcW w:w="4105" w:type="auto"/>
             <w:tcBorders>
-              <w:top w:val="single" w:sz="6" w:space="0" w:color="auto"/>
-              <w:left w:val="single" w:sz="6" w:space="0" w:color="auto"/>
-              <w:bottom w:val="single" w:sz="6" w:space="0" w:color="auto"/>
-              <w:right w:val="single" w:sz="6" w:space="0" w:color="auto"/>
+              <w:top w:val="single" w:color="auto" w:sz="6" w:space="0"/>
+              <w:left w:val="single" w:color="auto" w:sz="6" w:space="0"/>
+              <w:bottom w:val="single" w:color="auto" w:sz="6" w:space="0"/>
+              <w:right w:val="single" w:color="auto" w:sz="6" w:space="0"/>
             </w:tcBorders>
             <w:vAlign w:val="center"/>
-            <w:hideMark/>
+            <w:hideMark w:val="1"/>
           </w:tcPr>
           <w:p>
             <w:pPr>
@@ -1955,7 +1915,6 @@
               </w:rPr>
               <w:t xml:space="preserve">Dequeue 1, enqueue </w:t>
             </w:r>
-            <w:proofErr w:type="spellStart"/>
             <w:r>
               <w:rPr>
                 <w:sz w:val="28"/>
@@ -1963,7 +1922,6 @@
               </w:rPr>
               <w:t>neighbor</w:t>
             </w:r>
-            <w:proofErr w:type="spellEnd"/>
             <w:r>
               <w:rPr>
                 <w:sz w:val="28"/>
@@ -1975,15 +1933,15 @@
         </w:tc>
         <w:tc>
           <w:tcPr>
-            <w:tcW w:w="0" w:type="auto"/>
+            <w:tcW w:w="2704" w:type="auto"/>
             <w:tcBorders>
-              <w:top w:val="single" w:sz="6" w:space="0" w:color="auto"/>
-              <w:left w:val="single" w:sz="6" w:space="0" w:color="auto"/>
-              <w:bottom w:val="single" w:sz="6" w:space="0" w:color="auto"/>
-              <w:right w:val="single" w:sz="6" w:space="0" w:color="auto"/>
+              <w:top w:val="single" w:color="auto" w:sz="6" w:space="0"/>
+              <w:left w:val="single" w:color="auto" w:sz="6" w:space="0"/>
+              <w:bottom w:val="single" w:color="auto" w:sz="6" w:space="0"/>
+              <w:right w:val="single" w:color="auto" w:sz="6" w:space="0"/>
             </w:tcBorders>
             <w:vAlign w:val="center"/>
-            <w:hideMark/>
+            <w:hideMark w:val="1"/>
           </w:tcPr>
           <w:p>
             <w:pPr>
@@ -2003,15 +1961,15 @@
         </w:tc>
         <w:tc>
           <w:tcPr>
-            <w:tcW w:w="0" w:type="auto"/>
+            <w:tcW w:w="1543" w:type="auto"/>
             <w:tcBorders>
-              <w:top w:val="single" w:sz="6" w:space="0" w:color="auto"/>
-              <w:left w:val="single" w:sz="6" w:space="0" w:color="auto"/>
-              <w:bottom w:val="single" w:sz="6" w:space="0" w:color="auto"/>
-              <w:right w:val="single" w:sz="6" w:space="0" w:color="auto"/>
+              <w:top w:val="single" w:color="auto" w:sz="6" w:space="0"/>
+              <w:left w:val="single" w:color="auto" w:sz="6" w:space="0"/>
+              <w:bottom w:val="single" w:color="auto" w:sz="6" w:space="0"/>
+              <w:right w:val="single" w:color="auto" w:sz="6" w:space="0"/>
             </w:tcBorders>
             <w:vAlign w:val="center"/>
-            <w:hideMark/>
+            <w:hideMark w:val="1"/>
           </w:tcPr>
           <w:p>
             <w:pPr>
@@ -2032,19 +1990,20 @@
       </w:tr>
       <w:tr>
         <w:trPr>
+          <w:hidden w:val="0"/>
           <w:tblCellSpacing w:w="15" w:type="dxa"/>
         </w:trPr>
         <w:tc>
           <w:tcPr>
-            <w:tcW w:w="0" w:type="auto"/>
+            <w:tcW w:w="658" w:type="auto"/>
             <w:tcBorders>
-              <w:top w:val="single" w:sz="6" w:space="0" w:color="auto"/>
-              <w:left w:val="single" w:sz="6" w:space="0" w:color="auto"/>
-              <w:bottom w:val="single" w:sz="6" w:space="0" w:color="auto"/>
-              <w:right w:val="single" w:sz="6" w:space="0" w:color="auto"/>
+              <w:top w:val="single" w:color="auto" w:sz="6" w:space="0"/>
+              <w:left w:val="single" w:color="auto" w:sz="6" w:space="0"/>
+              <w:bottom w:val="single" w:color="auto" w:sz="6" w:space="0"/>
+              <w:right w:val="single" w:color="auto" w:sz="6" w:space="0"/>
             </w:tcBorders>
             <w:vAlign w:val="center"/>
-            <w:hideMark/>
+            <w:hideMark w:val="1"/>
           </w:tcPr>
           <w:p>
             <w:pPr>
@@ -2064,15 +2023,15 @@
         </w:tc>
         <w:tc>
           <w:tcPr>
-            <w:tcW w:w="0" w:type="auto"/>
+            <w:tcW w:w="4105" w:type="auto"/>
             <w:tcBorders>
-              <w:top w:val="single" w:sz="6" w:space="0" w:color="auto"/>
-              <w:left w:val="single" w:sz="6" w:space="0" w:color="auto"/>
-              <w:bottom w:val="single" w:sz="6" w:space="0" w:color="auto"/>
-              <w:right w:val="single" w:sz="6" w:space="0" w:color="auto"/>
+              <w:top w:val="single" w:color="auto" w:sz="6" w:space="0"/>
+              <w:left w:val="single" w:color="auto" w:sz="6" w:space="0"/>
+              <w:bottom w:val="single" w:color="auto" w:sz="6" w:space="0"/>
+              <w:right w:val="single" w:color="auto" w:sz="6" w:space="0"/>
             </w:tcBorders>
             <w:vAlign w:val="center"/>
-            <w:hideMark/>
+            <w:hideMark w:val="1"/>
           </w:tcPr>
           <w:p>
             <w:pPr>
@@ -2088,7 +2047,6 @@
               </w:rPr>
               <w:t xml:space="preserve">Dequeue 2, enqueue </w:t>
             </w:r>
-            <w:proofErr w:type="spellStart"/>
             <w:r>
               <w:rPr>
                 <w:sz w:val="28"/>
@@ -2096,7 +2054,6 @@
               </w:rPr>
               <w:t>neighbor</w:t>
             </w:r>
-            <w:proofErr w:type="spellEnd"/>
             <w:r>
               <w:rPr>
                 <w:sz w:val="28"/>
@@ -2108,15 +2065,15 @@
         </w:tc>
         <w:tc>
           <w:tcPr>
-            <w:tcW w:w="0" w:type="auto"/>
+            <w:tcW w:w="2704" w:type="auto"/>
             <w:tcBorders>
-              <w:top w:val="single" w:sz="6" w:space="0" w:color="auto"/>
-              <w:left w:val="single" w:sz="6" w:space="0" w:color="auto"/>
-              <w:bottom w:val="single" w:sz="6" w:space="0" w:color="auto"/>
-              <w:right w:val="single" w:sz="6" w:space="0" w:color="auto"/>
+              <w:top w:val="single" w:color="auto" w:sz="6" w:space="0"/>
+              <w:left w:val="single" w:color="auto" w:sz="6" w:space="0"/>
+              <w:bottom w:val="single" w:color="auto" w:sz="6" w:space="0"/>
+              <w:right w:val="single" w:color="auto" w:sz="6" w:space="0"/>
             </w:tcBorders>
             <w:vAlign w:val="center"/>
-            <w:hideMark/>
+            <w:hideMark w:val="1"/>
           </w:tcPr>
           <w:p>
             <w:pPr>
@@ -2136,15 +2093,15 @@
         </w:tc>
         <w:tc>
           <w:tcPr>
-            <w:tcW w:w="0" w:type="auto"/>
+            <w:tcW w:w="1543" w:type="auto"/>
             <w:tcBorders>
-              <w:top w:val="single" w:sz="6" w:space="0" w:color="auto"/>
-              <w:left w:val="single" w:sz="6" w:space="0" w:color="auto"/>
-              <w:bottom w:val="single" w:sz="6" w:space="0" w:color="auto"/>
-              <w:right w:val="single" w:sz="6" w:space="0" w:color="auto"/>
+              <w:top w:val="single" w:color="auto" w:sz="6" w:space="0"/>
+              <w:left w:val="single" w:color="auto" w:sz="6" w:space="0"/>
+              <w:bottom w:val="single" w:color="auto" w:sz="6" w:space="0"/>
+              <w:right w:val="single" w:color="auto" w:sz="6" w:space="0"/>
             </w:tcBorders>
             <w:vAlign w:val="center"/>
-            <w:hideMark/>
+            <w:hideMark w:val="1"/>
           </w:tcPr>
           <w:p>
             <w:pPr>
@@ -2165,19 +2122,20 @@
       </w:tr>
       <w:tr>
         <w:trPr>
+          <w:hidden w:val="0"/>
           <w:tblCellSpacing w:w="15" w:type="dxa"/>
         </w:trPr>
         <w:tc>
           <w:tcPr>
-            <w:tcW w:w="0" w:type="auto"/>
+            <w:tcW w:w="658" w:type="auto"/>
             <w:tcBorders>
-              <w:top w:val="single" w:sz="6" w:space="0" w:color="auto"/>
-              <w:left w:val="single" w:sz="6" w:space="0" w:color="auto"/>
-              <w:bottom w:val="single" w:sz="6" w:space="0" w:color="auto"/>
-              <w:right w:val="single" w:sz="6" w:space="0" w:color="auto"/>
+              <w:top w:val="single" w:color="auto" w:sz="6" w:space="0"/>
+              <w:left w:val="single" w:color="auto" w:sz="6" w:space="0"/>
+              <w:bottom w:val="single" w:color="auto" w:sz="6" w:space="0"/>
+              <w:right w:val="single" w:color="auto" w:sz="6" w:space="0"/>
             </w:tcBorders>
             <w:vAlign w:val="center"/>
-            <w:hideMark/>
+            <w:hideMark w:val="1"/>
           </w:tcPr>
           <w:p>
             <w:pPr>
@@ -2197,15 +2155,15 @@
         </w:tc>
         <w:tc>
           <w:tcPr>
-            <w:tcW w:w="0" w:type="auto"/>
+            <w:tcW w:w="4105" w:type="auto"/>
             <w:tcBorders>
-              <w:top w:val="single" w:sz="6" w:space="0" w:color="auto"/>
-              <w:left w:val="single" w:sz="6" w:space="0" w:color="auto"/>
-              <w:bottom w:val="single" w:sz="6" w:space="0" w:color="auto"/>
-              <w:right w:val="single" w:sz="6" w:space="0" w:color="auto"/>
+              <w:top w:val="single" w:color="auto" w:sz="6" w:space="0"/>
+              <w:left w:val="single" w:color="auto" w:sz="6" w:space="0"/>
+              <w:bottom w:val="single" w:color="auto" w:sz="6" w:space="0"/>
+              <w:right w:val="single" w:color="auto" w:sz="6" w:space="0"/>
             </w:tcBorders>
             <w:vAlign w:val="center"/>
-            <w:hideMark/>
+            <w:hideMark w:val="1"/>
           </w:tcPr>
           <w:p>
             <w:pPr>
@@ -2221,7 +2179,6 @@
               </w:rPr>
               <w:t xml:space="preserve">Dequeue 3, enqueue </w:t>
             </w:r>
-            <w:proofErr w:type="spellStart"/>
             <w:r>
               <w:rPr>
                 <w:sz w:val="28"/>
@@ -2229,7 +2186,6 @@
               </w:rPr>
               <w:t>neighbor</w:t>
             </w:r>
-            <w:proofErr w:type="spellEnd"/>
             <w:r>
               <w:rPr>
                 <w:sz w:val="28"/>
@@ -2241,15 +2197,15 @@
         </w:tc>
         <w:tc>
           <w:tcPr>
-            <w:tcW w:w="0" w:type="auto"/>
+            <w:tcW w:w="2704" w:type="auto"/>
             <w:tcBorders>
-              <w:top w:val="single" w:sz="6" w:space="0" w:color="auto"/>
-              <w:left w:val="single" w:sz="6" w:space="0" w:color="auto"/>
-              <w:bottom w:val="single" w:sz="6" w:space="0" w:color="auto"/>
-              <w:right w:val="single" w:sz="6" w:space="0" w:color="auto"/>
+              <w:top w:val="single" w:color="auto" w:sz="6" w:space="0"/>
+              <w:left w:val="single" w:color="auto" w:sz="6" w:space="0"/>
+              <w:bottom w:val="single" w:color="auto" w:sz="6" w:space="0"/>
+              <w:right w:val="single" w:color="auto" w:sz="6" w:space="0"/>
             </w:tcBorders>
             <w:vAlign w:val="center"/>
-            <w:hideMark/>
+            <w:hideMark w:val="1"/>
           </w:tcPr>
           <w:p>
             <w:pPr>
@@ -2269,15 +2225,15 @@
         </w:tc>
         <w:tc>
           <w:tcPr>
-            <w:tcW w:w="0" w:type="auto"/>
+            <w:tcW w:w="1543" w:type="auto"/>
             <w:tcBorders>
-              <w:top w:val="single" w:sz="6" w:space="0" w:color="auto"/>
-              <w:left w:val="single" w:sz="6" w:space="0" w:color="auto"/>
-              <w:bottom w:val="single" w:sz="6" w:space="0" w:color="auto"/>
-              <w:right w:val="single" w:sz="6" w:space="0" w:color="auto"/>
+              <w:top w:val="single" w:color="auto" w:sz="6" w:space="0"/>
+              <w:left w:val="single" w:color="auto" w:sz="6" w:space="0"/>
+              <w:bottom w:val="single" w:color="auto" w:sz="6" w:space="0"/>
+              <w:right w:val="single" w:color="auto" w:sz="6" w:space="0"/>
             </w:tcBorders>
             <w:vAlign w:val="center"/>
-            <w:hideMark/>
+            <w:hideMark w:val="1"/>
           </w:tcPr>
           <w:p>
             <w:pPr>
@@ -2298,19 +2254,20 @@
       </w:tr>
       <w:tr>
         <w:trPr>
+          <w:hidden w:val="0"/>
           <w:tblCellSpacing w:w="15" w:type="dxa"/>
         </w:trPr>
         <w:tc>
           <w:tcPr>
-            <w:tcW w:w="0" w:type="auto"/>
+            <w:tcW w:w="658" w:type="auto"/>
             <w:tcBorders>
-              <w:top w:val="single" w:sz="6" w:space="0" w:color="auto"/>
-              <w:left w:val="single" w:sz="6" w:space="0" w:color="auto"/>
-              <w:bottom w:val="single" w:sz="6" w:space="0" w:color="auto"/>
-              <w:right w:val="single" w:sz="6" w:space="0" w:color="auto"/>
+              <w:top w:val="single" w:color="auto" w:sz="6" w:space="0"/>
+              <w:left w:val="single" w:color="auto" w:sz="6" w:space="0"/>
+              <w:bottom w:val="single" w:color="auto" w:sz="6" w:space="0"/>
+              <w:right w:val="single" w:color="auto" w:sz="6" w:space="0"/>
             </w:tcBorders>
             <w:vAlign w:val="center"/>
-            <w:hideMark/>
+            <w:hideMark w:val="1"/>
           </w:tcPr>
           <w:p>
             <w:pPr>
@@ -2330,15 +2287,15 @@
         </w:tc>
         <w:tc>
           <w:tcPr>
-            <w:tcW w:w="0" w:type="auto"/>
+            <w:tcW w:w="4105" w:type="auto"/>
             <w:tcBorders>
-              <w:top w:val="single" w:sz="6" w:space="0" w:color="auto"/>
-              <w:left w:val="single" w:sz="6" w:space="0" w:color="auto"/>
-              <w:bottom w:val="single" w:sz="6" w:space="0" w:color="auto"/>
-              <w:right w:val="single" w:sz="6" w:space="0" w:color="auto"/>
+              <w:top w:val="single" w:color="auto" w:sz="6" w:space="0"/>
+              <w:left w:val="single" w:color="auto" w:sz="6" w:space="0"/>
+              <w:bottom w:val="single" w:color="auto" w:sz="6" w:space="0"/>
+              <w:right w:val="single" w:color="auto" w:sz="6" w:space="0"/>
             </w:tcBorders>
             <w:vAlign w:val="center"/>
-            <w:hideMark/>
+            <w:hideMark w:val="1"/>
           </w:tcPr>
           <w:p>
             <w:pPr>
@@ -2358,15 +2315,15 @@
         </w:tc>
         <w:tc>
           <w:tcPr>
-            <w:tcW w:w="0" w:type="auto"/>
+            <w:tcW w:w="2704" w:type="auto"/>
             <w:tcBorders>
-              <w:top w:val="single" w:sz="6" w:space="0" w:color="auto"/>
-              <w:left w:val="single" w:sz="6" w:space="0" w:color="auto"/>
-              <w:bottom w:val="single" w:sz="6" w:space="0" w:color="auto"/>
-              <w:right w:val="single" w:sz="6" w:space="0" w:color="auto"/>
+              <w:top w:val="single" w:color="auto" w:sz="6" w:space="0"/>
+              <w:left w:val="single" w:color="auto" w:sz="6" w:space="0"/>
+              <w:bottom w:val="single" w:color="auto" w:sz="6" w:space="0"/>
+              <w:right w:val="single" w:color="auto" w:sz="6" w:space="0"/>
             </w:tcBorders>
             <w:vAlign w:val="center"/>
-            <w:hideMark/>
+            <w:hideMark w:val="1"/>
           </w:tcPr>
           <w:p>
             <w:pPr>
@@ -2386,15 +2343,15 @@
         </w:tc>
         <w:tc>
           <w:tcPr>
-            <w:tcW w:w="0" w:type="auto"/>
+            <w:tcW w:w="1543" w:type="auto"/>
             <w:tcBorders>
-              <w:top w:val="single" w:sz="6" w:space="0" w:color="auto"/>
-              <w:left w:val="single" w:sz="6" w:space="0" w:color="auto"/>
-              <w:bottom w:val="single" w:sz="6" w:space="0" w:color="auto"/>
-              <w:right w:val="single" w:sz="6" w:space="0" w:color="auto"/>
+              <w:top w:val="single" w:color="auto" w:sz="6" w:space="0"/>
+              <w:left w:val="single" w:color="auto" w:sz="6" w:space="0"/>
+              <w:bottom w:val="single" w:color="auto" w:sz="6" w:space="0"/>
+              <w:right w:val="single" w:color="auto" w:sz="6" w:space="0"/>
             </w:tcBorders>
             <w:vAlign w:val="center"/>
-            <w:hideMark/>
+            <w:hideMark w:val="1"/>
           </w:tcPr>
           <w:p>
             <w:pPr>
@@ -2422,12 +2379,8 @@
         </w:rPr>
       </w:pPr>
       <w:r>
-        <w:rPr>
-          <w:sz w:val="28"/>
-          <w:szCs w:val="28"/>
-        </w:rPr>
-        <w:pict w14:anchorId="4A7E6EB1">
-          <v:rect id="_x0000_i1026" style="width:0;height:1.5pt" o:hralign="center" o:hrstd="t" o:hr="t" fillcolor="#a0a0a0" stroked="f"/>
+        <w:pict w14:anchorId="1809185062">
+          <v:rect id="_x0000_i1026" fillcolor="#a0a0a0" style="width:0;height:1.5pt" o:hralign="center" o:hrstd="t" o:hr="t" stroked="f"/>
         </w:pict>
       </w:r>
     </w:p>
@@ -2524,7 +2477,6 @@
         </w:rPr>
         <w:t xml:space="preserve">When a node is visited, the function calls itself for the first unvisited </w:t>
       </w:r>
-      <w:proofErr w:type="spellStart"/>
       <w:r>
         <w:rPr>
           <w:sz w:val="28"/>
@@ -2532,7 +2484,6 @@
         </w:rPr>
         <w:t>neighbor</w:t>
       </w:r>
-      <w:proofErr w:type="spellEnd"/>
       <w:r>
         <w:rPr>
           <w:sz w:val="28"/>
@@ -2557,7 +2508,6 @@
           <w:sz w:val="28"/>
           <w:szCs w:val="28"/>
         </w:rPr>
-        <w:lastRenderedPageBreak/>
         <w:t>This "pushes" the current state onto the recursion stack and moves deeper into the graph.</w:t>
       </w:r>
     </w:p>
@@ -2579,7 +2529,6 @@
         </w:rPr>
         <w:t xml:space="preserve">Once a node has no more unvisited </w:t>
       </w:r>
-      <w:proofErr w:type="spellStart"/>
       <w:r>
         <w:rPr>
           <w:sz w:val="28"/>
@@ -2587,7 +2536,6 @@
         </w:rPr>
         <w:t>neighbors</w:t>
       </w:r>
-      <w:proofErr w:type="spellEnd"/>
       <w:r>
         <w:rPr>
           <w:sz w:val="28"/>
@@ -2604,12 +2552,8 @@
         </w:rPr>
       </w:pPr>
       <w:r>
-        <w:rPr>
-          <w:sz w:val="28"/>
-          <w:szCs w:val="28"/>
-        </w:rPr>
-        <w:pict w14:anchorId="6F6955B0">
-          <v:rect id="_x0000_i1027" style="width:0;height:1.5pt" o:hralign="center" o:hrstd="t" o:hr="t" fillcolor="#a0a0a0" stroked="f"/>
+        <w:pict w14:anchorId="1755030406">
+          <v:rect id="_x0000_i1027" fillcolor="#a0a0a0" style="width:0;height:1.5pt" o:hralign="center" o:hrstd="t" o:hr="t" stroked="f"/>
         </w:pict>
       </w:r>
     </w:p>
@@ -2627,7 +2571,6 @@
         </w:rPr>
         <w:t xml:space="preserve">6.4. Time Complexity: </w:t>
       </w:r>
-      <w:proofErr w:type="gramStart"/>
       <w:r>
         <w:rPr>
           <w:sz w:val="28"/>
@@ -2635,7 +2578,6 @@
         </w:rPr>
         <w:t>O(</w:t>
       </w:r>
-      <w:proofErr w:type="gramEnd"/>
       <w:r>
         <w:rPr>
           <w:sz w:val="28"/>
@@ -2658,7 +2600,6 @@
         </w:rPr>
         <w:t xml:space="preserve">The time complexity for both BFS and DFS is </w:t>
       </w:r>
-      <w:proofErr w:type="gramStart"/>
       <w:r>
         <w:rPr>
           <w:sz w:val="28"/>
@@ -2666,7 +2607,6 @@
         </w:rPr>
         <w:t>O(</w:t>
       </w:r>
-      <w:proofErr w:type="gramEnd"/>
       <w:r>
         <w:rPr>
           <w:sz w:val="28"/>
@@ -2896,7 +2836,6 @@
           <w:sz w:val="28"/>
           <w:szCs w:val="28"/>
         </w:rPr>
-        <w:lastRenderedPageBreak/>
         <w:t>From 0, we can go to Node 2 (1 edge).</w:t>
       </w:r>
     </w:p>
@@ -3011,12 +2950,8 @@
         </w:rPr>
       </w:pPr>
       <w:r>
-        <w:rPr>
-          <w:sz w:val="28"/>
-          <w:szCs w:val="28"/>
-        </w:rPr>
-        <w:pict w14:anchorId="6C12243A">
-          <v:rect id="_x0000_i1028" style="width:0;height:1.5pt" o:hralign="center" o:hrstd="t" o:hr="t" fillcolor="#a0a0a0" stroked="f"/>
+        <w:pict w14:anchorId="462414129">
+          <v:rect id="_x0000_i1028" fillcolor="#a0a0a0" style="width:0;height:1.5pt" o:hralign="center" o:hrstd="t" o:hr="t" stroked="f"/>
         </w:pict>
       </w:r>
     </w:p>
@@ -3152,17 +3087,9 @@
         </w:rPr>
       </w:pPr>
       <w:r>
-        <w:rPr>
-          <w:b/>
-          <w:bCs/>
-          <w:noProof/>
-          <w:sz w:val="36"/>
-          <w:szCs w:val="36"/>
-        </w:rPr>
-        <w:lastRenderedPageBreak/>
         <w:drawing>
           <wp:inline distT="0" distB="0" distL="0" distR="0" wp14:anchorId="00EB40AC" wp14:editId="5C1CAFB2">
-            <wp:extent cx="4686954" cy="5106113"/>
+            <wp:extent cx="4686300" cy="5105400"/>
             <wp:effectExtent l="0" t="0" r="0" b="0"/>
             <wp:docPr id="1212217913" name="Picture 1"/>
             <wp:cNvGraphicFramePr>
@@ -3260,17 +3187,9 @@
         </w:rPr>
       </w:pPr>
       <w:r>
-        <w:rPr>
-          <w:b/>
-          <w:bCs/>
-          <w:noProof/>
-          <w:sz w:val="36"/>
-          <w:szCs w:val="36"/>
-          <w:u w:val="single"/>
-        </w:rPr>
         <w:drawing>
           <wp:inline distT="0" distB="0" distL="0" distR="0" wp14:anchorId="76CBA449" wp14:editId="4C7B038A">
-            <wp:extent cx="5731510" cy="1424305"/>
+            <wp:extent cx="5734050" cy="1428750"/>
             <wp:effectExtent l="0" t="0" r="2540" b="4445"/>
             <wp:docPr id="1390914964" name="Picture 1"/>
             <wp:cNvGraphicFramePr>
@@ -3315,7 +3234,6 @@
           <w:u w:val="single"/>
         </w:rPr>
       </w:pPr>
-      <w:proofErr w:type="spellStart"/>
       <w:r>
         <w:rPr>
           <w:b/>
@@ -3326,7 +3244,6 @@
         </w:rPr>
         <w:t>Github</w:t>
       </w:r>
-      <w:proofErr w:type="spellEnd"/>
       <w:r>
         <w:rPr>
           <w:b/>
@@ -3337,7 +3254,6 @@
         </w:rPr>
         <w:t xml:space="preserve"> </w:t>
       </w:r>
-      <w:proofErr w:type="gramStart"/>
       <w:r>
         <w:rPr>
           <w:b/>
@@ -3348,7 +3264,23 @@
         </w:rPr>
         <w:t>link:-</w:t>
       </w:r>
-      <w:proofErr w:type="gramEnd"/>
+      <w:hyperlink w:history="1" r:id="rId13">
+        <w:r>
+          <w:rPr>
+            <w:b/>
+            <w:sz w:val="36"/>
+            <w:rStyle w:val="Hyperlink"/>
+            <w:kern w:val="2"/>
+            <w:szCs w:val="36"/>
+            <w:lang w:val="en-IN" w:eastAsia="en-US" w:bidi="ar-SA"/>
+            <w14:ligatures w14:val="standardContextual"/>
+            <w:bCs/>
+            <w:rFonts w:ascii="Aptos" w:hAnsi="Aptos" w:eastAsia="Aptos" w:cs="Aptos"/>
+            <w:u w:val="single"/>
+          </w:rPr>
+          <w:t>https://github.com/ajiteshgusain/dsa-assignment/tree/main/theory%20assignment/unit%204</w:t>
+        </w:r>
+      </w:hyperlink>
     </w:p>
     <w:p>
       <w:pPr>
@@ -3366,9 +3298,16 @@
       <w:pgMar w:top="1440" w:right="1440" w:bottom="1440" w:left="1440" w:header="708" w:footer="708" w:gutter="0"/>
       <w:cols w:space="708"/>
       <w:docGrid w:linePitch="360"/>
+      <w:footerReference w:type="default" r:id="rId12"/>
     </w:sectPr>
   </w:body>
 </w:document>
+</file>
+
+<file path=word/footer1.xml><?xml version="1.0" encoding="utf-8"?>
+<w:ftr xmlns:w="http://schemas.openxmlformats.org/wordprocessingml/2006/main" xmlns:r="http://schemas.openxmlformats.org/officeDocument/2006/relationships">
+  <w:p/>
+</w:ftr>
 </file>
 
 <file path=word/numbering.xml><?xml version="1.0" encoding="utf-8"?>
@@ -3752,155 +3691,6 @@
       </w:pPr>
     </w:lvl>
   </w:abstractNum>
-  <w:abstractNum w:abstractNumId="3" w15:restartNumberingAfterBreak="0">
-    <w:nsid w:val="3CB778B2"/>
-    <w:multiLevelType w:val="multilevel"/>
-    <w:tmpl w:val="23D4EA7C"/>
-    <w:lvl w:ilvl="0">
-      <w:start w:val="1"/>
-      <w:numFmt w:val="bullet"/>
-      <w:lvlText w:val=""/>
-      <w:lvlJc w:val="left"/>
-      <w:pPr>
-        <w:tabs>
-          <w:tab w:val="num" w:pos="720"/>
-        </w:tabs>
-        <w:ind w:left="720" w:hanging="360"/>
-      </w:pPr>
-      <w:rPr>
-        <w:rFonts w:ascii="Symbol" w:hAnsi="Symbol" w:hint="default"/>
-        <w:sz w:val="20"/>
-      </w:rPr>
-    </w:lvl>
-    <w:lvl w:ilvl="1">
-      <w:start w:val="1"/>
-      <w:numFmt w:val="bullet"/>
-      <w:lvlText w:val="o"/>
-      <w:lvlJc w:val="left"/>
-      <w:pPr>
-        <w:tabs>
-          <w:tab w:val="num" w:pos="1440"/>
-        </w:tabs>
-        <w:ind w:left="1440" w:hanging="360"/>
-      </w:pPr>
-      <w:rPr>
-        <w:rFonts w:ascii="Courier New" w:hAnsi="Courier New" w:hint="default"/>
-        <w:sz w:val="20"/>
-      </w:rPr>
-    </w:lvl>
-    <w:lvl w:ilvl="2" w:tentative="1">
-      <w:start w:val="1"/>
-      <w:numFmt w:val="bullet"/>
-      <w:lvlText w:val=""/>
-      <w:lvlJc w:val="left"/>
-      <w:pPr>
-        <w:tabs>
-          <w:tab w:val="num" w:pos="2160"/>
-        </w:tabs>
-        <w:ind w:left="2160" w:hanging="360"/>
-      </w:pPr>
-      <w:rPr>
-        <w:rFonts w:ascii="Wingdings" w:hAnsi="Wingdings" w:hint="default"/>
-        <w:sz w:val="20"/>
-      </w:rPr>
-    </w:lvl>
-    <w:lvl w:ilvl="3" w:tentative="1">
-      <w:start w:val="1"/>
-      <w:numFmt w:val="bullet"/>
-      <w:lvlText w:val=""/>
-      <w:lvlJc w:val="left"/>
-      <w:pPr>
-        <w:tabs>
-          <w:tab w:val="num" w:pos="2880"/>
-        </w:tabs>
-        <w:ind w:left="2880" w:hanging="360"/>
-      </w:pPr>
-      <w:rPr>
-        <w:rFonts w:ascii="Wingdings" w:hAnsi="Wingdings" w:hint="default"/>
-        <w:sz w:val="20"/>
-      </w:rPr>
-    </w:lvl>
-    <w:lvl w:ilvl="4" w:tentative="1">
-      <w:start w:val="1"/>
-      <w:numFmt w:val="bullet"/>
-      <w:lvlText w:val=""/>
-      <w:lvlJc w:val="left"/>
-      <w:pPr>
-        <w:tabs>
-          <w:tab w:val="num" w:pos="3600"/>
-        </w:tabs>
-        <w:ind w:left="3600" w:hanging="360"/>
-      </w:pPr>
-      <w:rPr>
-        <w:rFonts w:ascii="Wingdings" w:hAnsi="Wingdings" w:hint="default"/>
-        <w:sz w:val="20"/>
-      </w:rPr>
-    </w:lvl>
-    <w:lvl w:ilvl="5" w:tentative="1">
-      <w:start w:val="1"/>
-      <w:numFmt w:val="bullet"/>
-      <w:lvlText w:val=""/>
-      <w:lvlJc w:val="left"/>
-      <w:pPr>
-        <w:tabs>
-          <w:tab w:val="num" w:pos="4320"/>
-        </w:tabs>
-        <w:ind w:left="4320" w:hanging="360"/>
-      </w:pPr>
-      <w:rPr>
-        <w:rFonts w:ascii="Wingdings" w:hAnsi="Wingdings" w:hint="default"/>
-        <w:sz w:val="20"/>
-      </w:rPr>
-    </w:lvl>
-    <w:lvl w:ilvl="6" w:tentative="1">
-      <w:start w:val="1"/>
-      <w:numFmt w:val="bullet"/>
-      <w:lvlText w:val=""/>
-      <w:lvlJc w:val="left"/>
-      <w:pPr>
-        <w:tabs>
-          <w:tab w:val="num" w:pos="5040"/>
-        </w:tabs>
-        <w:ind w:left="5040" w:hanging="360"/>
-      </w:pPr>
-      <w:rPr>
-        <w:rFonts w:ascii="Wingdings" w:hAnsi="Wingdings" w:hint="default"/>
-        <w:sz w:val="20"/>
-      </w:rPr>
-    </w:lvl>
-    <w:lvl w:ilvl="7" w:tentative="1">
-      <w:start w:val="1"/>
-      <w:numFmt w:val="bullet"/>
-      <w:lvlText w:val=""/>
-      <w:lvlJc w:val="left"/>
-      <w:pPr>
-        <w:tabs>
-          <w:tab w:val="num" w:pos="5760"/>
-        </w:tabs>
-        <w:ind w:left="5760" w:hanging="360"/>
-      </w:pPr>
-      <w:rPr>
-        <w:rFonts w:ascii="Wingdings" w:hAnsi="Wingdings" w:hint="default"/>
-        <w:sz w:val="20"/>
-      </w:rPr>
-    </w:lvl>
-    <w:lvl w:ilvl="8" w:tentative="1">
-      <w:start w:val="1"/>
-      <w:numFmt w:val="bullet"/>
-      <w:lvlText w:val=""/>
-      <w:lvlJc w:val="left"/>
-      <w:pPr>
-        <w:tabs>
-          <w:tab w:val="num" w:pos="6480"/>
-        </w:tabs>
-        <w:ind w:left="6480" w:hanging="360"/>
-      </w:pPr>
-      <w:rPr>
-        <w:rFonts w:ascii="Wingdings" w:hAnsi="Wingdings" w:hint="default"/>
-        <w:sz w:val="20"/>
-      </w:rPr>
-    </w:lvl>
-  </w:abstractNum>
   <w:abstractNum w:abstractNumId="4" w15:restartNumberingAfterBreak="0">
     <w:nsid w:val="3D3961DC"/>
     <w:multiLevelType w:val="multilevel"/>
@@ -4615,9 +4405,6 @@
   </w:num>
   <w:num w:numId="2" w16cid:durableId="1852795649">
     <w:abstractNumId w:val="7"/>
-  </w:num>
-  <w:num w:numId="3" w16cid:durableId="670373029">
-    <w:abstractNumId w:val="3"/>
   </w:num>
   <w:num w:numId="4" w16cid:durableId="1609268237">
     <w:abstractNumId w:val="6"/>
@@ -5557,6 +5344,17 @@
       <w:spacing w:val="5"/>
     </w:rPr>
   </w:style>
+  <w:style w:styleId="Hyperlink" w:type="character">
+    <w:name w:val="Hyperlink"/>
+    <w:basedOn w:val="DefaultParagraphFont"/>
+    <w:uiPriority w:val="99"/>
+    <w:unhideWhenUsed/>
+    <w:rsid w:val="00D87CC4"/>
+    <w:rPr>
+      <w:color w:themeColor="hyperlink" w:val="467886"/>
+      <w:u w:val="single"/>
+    </w:rPr>
+  </w:style>
 </w:styles>
 </file>
 
